--- a/visa_appendices/docx/UKES_Submission_Cover_Email.docx
+++ b/visa_appendices/docx/UKES_Submission_Cover_Email.docx
@@ -491,7 +491,23 @@
         <w:t xml:space="preserve"> </w:t>
       </w:r>
       <w:r>
-        <w:t xml:space="preserve">Three-year UK revenue forecast £12k → £186k → £699k, growing to 12 UK FTE by Year 3 and approaching 30+ FTE following the Year-2 seed round. The business model is software-only (92% gross margin by Year 3) and addresses a £28m UK SAM expanding to £180m TAM internationally post-Year 3.</w:t>
+        <w:t xml:space="preserve">Three-year UK revenue forecast £16k → £176k → £659k, growing to 12 UK FTE by Year 3 and approaching 30+ FTE following the Year-2 seed round. University pricing is a simple</w:t>
+      </w:r>
+      <w:r>
+        <w:t xml:space="preserve"> </w:t>
+      </w:r>
+      <w:r>
+        <w:rPr>
+          <w:bCs/>
+          <w:b/>
+        </w:rPr>
+        <w:t xml:space="preserve">£2 per enrolled student per year</w:t>
+      </w:r>
+      <w:r>
+        <w:t xml:space="preserve"> </w:t>
+      </w:r>
+      <w:r>
+        <w:t xml:space="preserve">— roughly half the effective per-student cost of the closest incumbent. The business model is software-only (~92% gross margin by Year 3) and addresses a £28m UK SAM expanding to £180m TAM internationally post-Year 3.</w:t>
       </w:r>
     </w:p>
     <w:bookmarkEnd w:id="25"/>

--- a/visa_appendices/docx/UKES_Submission_Cover_Email.docx
+++ b/visa_appendices/docx/UKES_Submission_Cover_Email.docx
@@ -2,7 +2,15 @@
 <file path=word/document.xml><?xml version="1.0" encoding="utf-8"?>
 <w:document xmlns:w="http://schemas.openxmlformats.org/wordprocessingml/2006/main" xmlns:m="http://schemas.openxmlformats.org/officeDocument/2006/math" xmlns:r="http://schemas.openxmlformats.org/officeDocument/2006/relationships" xmlns:o="urn:schemas-microsoft-com:office:office" xmlns:v="urn:schemas-microsoft-com:vml" xmlns:w10="urn:schemas-microsoft-com:office:word" xmlns:a="http://schemas.openxmlformats.org/drawingml/2006/main" xmlns:pic="http://schemas.openxmlformats.org/drawingml/2006/picture" xmlns:wp="http://schemas.openxmlformats.org/drawingml/2006/wordprocessingDrawing">
   <w:body>
-    <w:bookmarkStart w:id="32" w:name="ukes-submission-cover-email"/>
+    <w:p>
+      <w:pPr>
+        <w:pStyle w:val="Title"/>
+      </w:pPr>
+      <w:r>
+        <w:t xml:space="preserve">UKES_Submission_Cover_Email</w:t>
+      </w:r>
+    </w:p>
+    <w:bookmarkStart w:id="16" w:name="ukes-submission-cover-email"/>
     <w:p>
       <w:pPr>
         <w:pStyle w:val="Heading1"/>
@@ -23,24 +31,24 @@
       </w:r>
       <w:r>
         <w:rPr>
+          <w:b/>
           <w:bCs/>
+        </w:rPr>
+        <w:t xml:space="preserve">cover email</w:t>
+      </w:r>
+      <w:r>
+        <w:t xml:space="preserve"> </w:t>
+      </w:r>
+      <w:r>
+        <w:t xml:space="preserve">that accompanies the formal endorsement-application submission to</w:t>
+      </w:r>
+      <w:r>
+        <w:t xml:space="preserve"> </w:t>
+      </w:r>
+      <w:r>
+        <w:rPr>
           <w:b/>
-        </w:rPr>
-        <w:t xml:space="preserve">cover email</w:t>
-      </w:r>
-      <w:r>
-        <w:t xml:space="preserve"> </w:t>
-      </w:r>
-      <w:r>
-        <w:t xml:space="preserve">that accompanies the formal endorsement-application submission to</w:t>
-      </w:r>
-      <w:r>
-        <w:t xml:space="preserve"> </w:t>
-      </w:r>
-      <w:r>
-        <w:rPr>
           <w:bCs/>
-          <w:b/>
         </w:rPr>
         <w:t xml:space="preserve">UK Endorsement Services Ltd (UKES)</w:t>
       </w:r>
@@ -48,7 +56,7 @@
         <w:t xml:space="preserve"> </w:t>
       </w:r>
       <w:r>
-        <w:t xml:space="preserve">for the Innovator Founder visa route. It is sent the moment the assessment fee is paid and the full document pack is uploaded to the UKES portal (or attached to the email, depending on UKES's stated submission method at the time of filing).</w:t>
+        <w:t xml:space="preserve">for the Innovator Founder visa route. It is sent the moment the assessment fee is paid and the full document pack is uploaded to the UKES portal (or attached to the email, depending on UKES’s stated submission method at the time of filing).</w:t>
       </w:r>
     </w:p>
     <w:p>
@@ -71,7 +79,7 @@
         <w:t xml:space="preserve"> </w:t>
       </w:r>
       <w:r>
-        <w:t xml:space="preserve">— the company's UK business domain. Use plain UK English, no marketing tone, no hype words. Brief and verifiable.</w:t>
+        <w:t xml:space="preserve">— the company’s UK business domain. Use plain UK English, no marketing tone, no hype words. Brief and verifiable.</w:t>
       </w:r>
     </w:p>
     <w:p>
@@ -81,7 +89,7 @@
         </w:pict>
       </w:r>
     </w:p>
-    <w:bookmarkStart w:id="30" w:name="cover-email--formal-submission"/>
+    <w:bookmarkStart w:id="14" w:name="cover-email-formal-submission"/>
     <w:p>
       <w:pPr>
         <w:pStyle w:val="Heading2"/>
@@ -96,56 +104,40 @@
       </w:pPr>
       <w:r>
         <w:rPr>
+          <w:b/>
           <w:bCs/>
+        </w:rPr>
+        <w:t xml:space="preserve">To:</w:t>
+      </w:r>
+      <w:r>
+        <w:t xml:space="preserve"> </w:t>
+      </w:r>
+      <w:r>
+        <w:t xml:space="preserve">info@ukendorsement.com</w:t>
+      </w:r>
+      <w:r>
+        <w:t xml:space="preserve"> </w:t>
+      </w:r>
+      <w:r>
+        <w:rPr>
           <w:b/>
-        </w:rPr>
-        <w:t xml:space="preserve">To:</w:t>
-      </w:r>
-      <w:r>
-        <w:t xml:space="preserve"> </w:t>
-      </w:r>
-      <w:hyperlink r:id="rId20">
-        <w:r>
-          <w:rPr>
-            <w:rStyle w:val="Hyperlink"/>
-          </w:rPr>
-          <w:t xml:space="preserve">info@ukendorsement.com</w:t>
-        </w:r>
-      </w:hyperlink>
-      <w:r>
-        <w:t xml:space="preserve"> </w:t>
-      </w:r>
-      <w:r>
-        <w:rPr>
           <w:bCs/>
+        </w:rPr>
+        <w:t xml:space="preserve">CC:</w:t>
+      </w:r>
+      <w:r>
+        <w:t xml:space="preserve"> </w:t>
+      </w:r>
+      <w:r>
+        <w:t xml:space="preserve">yusuff@dequad.com (CTO co-founder)</w:t>
+      </w:r>
+      <w:r>
+        <w:t xml:space="preserve"> </w:t>
+      </w:r>
+      <w:r>
+        <w:rPr>
           <w:b/>
-        </w:rPr>
-        <w:t xml:space="preserve">CC:</w:t>
-      </w:r>
-      <w:r>
-        <w:t xml:space="preserve"> </w:t>
-      </w:r>
-      <w:hyperlink r:id="rId21">
-        <w:r>
-          <w:rPr>
-            <w:rStyle w:val="Hyperlink"/>
-          </w:rPr>
-          <w:t xml:space="preserve">yusuff@dequad.com</w:t>
-        </w:r>
-      </w:hyperlink>
-      <w:r>
-        <w:t xml:space="preserve"> </w:t>
-      </w:r>
-      <w:r>
-        <w:t xml:space="preserve">(CTO co-founder)</w:t>
-      </w:r>
-      <w:r>
-        <w:t xml:space="preserve"> </w:t>
-      </w:r>
-      <w:r>
-        <w:rPr>
           <w:bCs/>
-          <w:b/>
         </w:rPr>
         <w:t xml:space="preserve">Subject:</w:t>
       </w:r>
@@ -183,165 +175,138 @@
       </w:r>
       <w:r>
         <w:rPr>
+          <w:b/>
           <w:bCs/>
+        </w:rPr>
+        <w:t xml:space="preserve">Innovator Founder endorsement</w:t>
+      </w:r>
+      <w:r>
+        <w:t xml:space="preserve"> </w:t>
+      </w:r>
+      <w:r>
+        <w:t xml:space="preserve">under your assessment.</w:t>
+      </w:r>
+    </w:p>
+    <w:p>
+      <w:pPr>
+        <w:pStyle w:val="BodyText"/>
+      </w:pPr>
+      <w:r>
+        <w:rPr>
           <w:b/>
-        </w:rPr>
-        <w:t xml:space="preserve">Innovator Founder endorsement</w:t>
-      </w:r>
-      <w:r>
-        <w:t xml:space="preserve"> </w:t>
-      </w:r>
-      <w:r>
-        <w:t xml:space="preserve">under your assessment.</w:t>
-      </w:r>
-    </w:p>
-    <w:p>
-      <w:pPr>
-        <w:pStyle w:val="BodyText"/>
-      </w:pPr>
-      <w:r>
-        <w:rPr>
           <w:bCs/>
+        </w:rPr>
+        <w:t xml:space="preserve">Applicant:</w:t>
+      </w:r>
+      <w:r>
+        <w:t xml:space="preserve"> </w:t>
+      </w:r>
+      <w:r>
+        <w:t xml:space="preserve">Yusuf Quadri (lead applicant)</w:t>
+      </w:r>
+      <w:r>
+        <w:t xml:space="preserve"> </w:t>
+      </w:r>
+      <w:r>
+        <w:rPr>
           <w:b/>
-        </w:rPr>
-        <w:t xml:space="preserve">Applicant:</w:t>
-      </w:r>
-      <w:r>
-        <w:t xml:space="preserve"> </w:t>
-      </w:r>
-      <w:r>
-        <w:t xml:space="preserve">Yusuf Quadri (lead applicant)</w:t>
-      </w:r>
-      <w:r>
-        <w:t xml:space="preserve"> </w:t>
-      </w:r>
-      <w:r>
-        <w:rPr>
           <w:bCs/>
+        </w:rPr>
+        <w:t xml:space="preserve">Co-applicant:</w:t>
+      </w:r>
+      <w:r>
+        <w:t xml:space="preserve"> </w:t>
+      </w:r>
+      <w:r>
+        <w:t xml:space="preserve">Yusuff Adeagbo (CTO)</w:t>
+      </w:r>
+      <w:r>
+        <w:t xml:space="preserve"> </w:t>
+      </w:r>
+      <w:r>
+        <w:rPr>
           <w:b/>
-        </w:rPr>
-        <w:t xml:space="preserve">Co-applicant:</w:t>
-      </w:r>
-      <w:r>
-        <w:t xml:space="preserve"> </w:t>
-      </w:r>
-      <w:r>
-        <w:t xml:space="preserve">Yusuff Adeagbo (CTO)</w:t>
-      </w:r>
-      <w:r>
-        <w:t xml:space="preserve"> </w:t>
-      </w:r>
-      <w:r>
-        <w:rPr>
           <w:bCs/>
+        </w:rPr>
+        <w:t xml:space="preserve">Business:</w:t>
+      </w:r>
+      <w:r>
+        <w:t xml:space="preserve"> </w:t>
+      </w:r>
+      <w:r>
+        <w:t xml:space="preserve">DEQUAD Ltd — UK-headquartered student-wellbeing software platform</w:t>
+      </w:r>
+      <w:r>
+        <w:t xml:space="preserve"> </w:t>
+      </w:r>
+      <w:r>
+        <w:rPr>
           <w:b/>
-        </w:rPr>
-        <w:t xml:space="preserve">Business:</w:t>
-      </w:r>
-      <w:r>
-        <w:t xml:space="preserve"> </w:t>
-      </w:r>
-      <w:r>
-        <w:t xml:space="preserve">DEQUAD Ltd — UK-headquartered student-wellbeing software platform</w:t>
-      </w:r>
-      <w:r>
-        <w:t xml:space="preserve"> </w:t>
-      </w:r>
-      <w:r>
-        <w:rPr>
           <w:bCs/>
+        </w:rPr>
+        <w:t xml:space="preserve">Live product:</w:t>
+      </w:r>
+      <w:r>
+        <w:t xml:space="preserve"> </w:t>
+      </w:r>
+      <w:r>
+        <w:t xml:space="preserve">https://dequad.co.uk</w:t>
+      </w:r>
+      <w:r>
+        <w:t xml:space="preserve"> </w:t>
+      </w:r>
+      <w:r>
+        <w:rPr>
           <w:b/>
-        </w:rPr>
-        <w:t xml:space="preserve">Live product:</w:t>
-      </w:r>
-      <w:r>
-        <w:t xml:space="preserve"> </w:t>
-      </w:r>
-      <w:hyperlink r:id="rId22">
-        <w:r>
-          <w:rPr>
-            <w:rStyle w:val="Hyperlink"/>
-          </w:rPr>
-          <w:t xml:space="preserve">https://dequad.co.uk</w:t>
-        </w:r>
-      </w:hyperlink>
-      <w:r>
-        <w:t xml:space="preserve"> </w:t>
-      </w:r>
-      <w:r>
-        <w:rPr>
           <w:bCs/>
+        </w:rPr>
+        <w:t xml:space="preserve">Business start date:</w:t>
+      </w:r>
+      <w:r>
+        <w:t xml:space="preserve"> </w:t>
+      </w:r>
+      <w:r>
+        <w:t xml:space="preserve">15 June 2026 (incorporation)</w:t>
+      </w:r>
+      <w:r>
+        <w:t xml:space="preserve"> </w:t>
+      </w:r>
+      <w:r>
+        <w:rPr>
           <w:b/>
-        </w:rPr>
-        <w:t xml:space="preserve">Business start date:</w:t>
-      </w:r>
-      <w:r>
-        <w:t xml:space="preserve"> </w:t>
-      </w:r>
-      <w:r>
-        <w:t xml:space="preserve">15 June 2026 (incorporation)</w:t>
-      </w:r>
-      <w:r>
-        <w:t xml:space="preserve"> </w:t>
-      </w:r>
-      <w:r>
-        <w:rPr>
           <w:bCs/>
+        </w:rPr>
+        <w:t xml:space="preserve">Applicant contact:</w:t>
+      </w:r>
+      <w:r>
+        <w:t xml:space="preserve"> </w:t>
+      </w:r>
+      <w:r>
+        <w:t xml:space="preserve">quadri.yusuf@dequad.com · 07928132617 · https://www.linkedin.com/in/quadri-yusuf/</w:t>
+      </w:r>
+      <w:r>
+        <w:t xml:space="preserve"> </w:t>
+      </w:r>
+      <w:r>
+        <w:rPr>
           <w:b/>
-        </w:rPr>
-        <w:t xml:space="preserve">Applicant contact:</w:t>
-      </w:r>
-      <w:r>
-        <w:t xml:space="preserve"> </w:t>
-      </w:r>
-      <w:hyperlink r:id="rId23">
-        <w:r>
-          <w:rPr>
-            <w:rStyle w:val="Hyperlink"/>
-          </w:rPr>
-          <w:t xml:space="preserve">quadri.yusuf@dequad.com</w:t>
-        </w:r>
-      </w:hyperlink>
-      <w:r>
-        <w:t xml:space="preserve"> </w:t>
-      </w:r>
-      <w:r>
-        <w:t xml:space="preserve">· 07928132617 ·</w:t>
-      </w:r>
-      <w:r>
-        <w:t xml:space="preserve"> </w:t>
-      </w:r>
-      <w:hyperlink r:id="rId24">
-        <w:r>
-          <w:rPr>
-            <w:rStyle w:val="Hyperlink"/>
-          </w:rPr>
-          <w:t xml:space="preserve">https://www.linkedin.com/in/quadri-yusuf/</w:t>
-        </w:r>
-      </w:hyperlink>
-      <w:r>
-        <w:t xml:space="preserve"> </w:t>
-      </w:r>
-      <w:r>
-        <w:rPr>
           <w:bCs/>
+        </w:rPr>
+        <w:t xml:space="preserve">Submission date:</w:t>
+      </w:r>
+      <w:r>
+        <w:t xml:space="preserve"> </w:t>
+      </w:r>
+      <w:r>
+        <w:t xml:space="preserve">[insert date]</w:t>
+      </w:r>
+      <w:r>
+        <w:t xml:space="preserve"> </w:t>
+      </w:r>
+      <w:r>
+        <w:rPr>
           <w:b/>
-        </w:rPr>
-        <w:t xml:space="preserve">Submission date:</w:t>
-      </w:r>
-      <w:r>
-        <w:t xml:space="preserve"> </w:t>
-      </w:r>
-      <w:r>
-        <w:t xml:space="preserve">[insert date]</w:t>
-      </w:r>
-      <w:r>
-        <w:t xml:space="preserve"> </w:t>
-      </w:r>
-      <w:r>
-        <w:rPr>
           <w:bCs/>
-          <w:b/>
         </w:rPr>
         <w:t xml:space="preserve">Assessment fee:</w:t>
       </w:r>
@@ -352,7 +317,7 @@
         <w:t xml:space="preserve">Paid in full — payment reference [insert reference]</w:t>
       </w:r>
     </w:p>
-    <w:bookmarkStart w:id="25" w:name="X3a95fcc31ea6e22667c2a2e1ec13ffae5b6cb4f"/>
+    <w:bookmarkStart w:id="9" w:name="X3a95fcc31ea6e22667c2a2e1ec13ffae5b6cb4f"/>
     <w:p>
       <w:pPr>
         <w:pStyle w:val="Heading3"/>
@@ -370,8 +335,8 @@
       </w:pPr>
       <w:r>
         <w:rPr>
+          <w:b/>
           <w:bCs/>
-          <w:b/>
         </w:rPr>
         <w:t xml:space="preserve">Innovation.</w:t>
       </w:r>
@@ -391,7 +356,7 @@
         <w:t xml:space="preserve">.ac.uk</w:t>
       </w:r>
       <w:r>
-        <w:t xml:space="preserve">-verified peer matching, daily wellbeing telemetry and machine-assisted safeguarding triage in a single product. The safeguarding webhook escalates risk signals to a university's Designated Safeguarding Lead in under 60 seconds — a capability no incumbent (Togetherall, TalkCampus, UniBuddy) offers.</w:t>
+        <w:t xml:space="preserve">-verified peer matching, daily wellbeing telemetry and machine-assisted safeguarding triage in a single product. The safeguarding webhook escalates risk signals to a university’s Designated Safeguarding Lead in under 60 seconds — a capability no incumbent (Togetherall, TalkCampus, UniBuddy) offers.</w:t>
       </w:r>
     </w:p>
     <w:p>
@@ -403,74 +368,48 @@
       </w:pPr>
       <w:r>
         <w:rPr>
+          <w:b/>
           <w:bCs/>
+        </w:rPr>
+        <w:t xml:space="preserve">Viability.</w:t>
+      </w:r>
+      <w:r>
+        <w:t xml:space="preserve"> </w:t>
+      </w:r>
+      <w:r>
+        <w:t xml:space="preserve">The MVP is already live in production with 80 verified beta users at the University of Bedfordshire (42 daily-active). The safeguarding pipeline was designed by the lead applicant, a practising safeguarding professional — currently a Recovery Coordinator at Change Grow Live (safeguarding referrals, dynamic risk assessment, multi-agency working) with concurrent NHS mental-health experience at East London NHS Foundation Trust. I am in early, informal conversation about a possible pilot at the</w:t>
+      </w:r>
+      <w:r>
+        <w:t xml:space="preserve"> </w:t>
+      </w:r>
+      <w:r>
+        <w:rPr>
           <w:b/>
-        </w:rPr>
-        <w:t xml:space="preserve">Viability.</w:t>
-      </w:r>
-      <w:r>
-        <w:t xml:space="preserve"> </w:t>
-      </w:r>
-      <w:r>
-        <w:t xml:space="preserve">The MVP is already live in production with ~50 beta users across three UK universities. The safeguarding pipeline was designed by the lead applicant, a practising safeguarding professional — currently a Recovery Coordinator at Change Grow Live (safeguarding referrals, dynamic risk assessment, multi-agency working) with concurrent NHS mental-health experience at East London NHS Foundation Trust. The first commercial pilot is the</w:t>
-      </w:r>
-      <w:r>
-        <w:t xml:space="preserve"> </w:t>
-      </w:r>
-      <w:r>
-        <w:rPr>
           <w:bCs/>
+        </w:rPr>
+        <w:t xml:space="preserve">University of Bedfordshire</w:t>
+      </w:r>
+      <w:r>
+        <w:t xml:space="preserve"> </w:t>
+      </w:r>
+      <w:r>
+        <w:t xml:space="preserve">— no agreement, LOI or date is signed, and nothing is guaranteed; a 12-week window has been proposed for</w:t>
+      </w:r>
+      <w:r>
+        <w:t xml:space="preserve"> </w:t>
+      </w:r>
+      <w:r>
+        <w:rPr>
           <w:b/>
-        </w:rPr>
-        <w:t xml:space="preserve">University of Bedfordshire</w:t>
-      </w:r>
-      <w:r>
-        <w:t xml:space="preserve"> </w:t>
-      </w:r>
-      <w:r>
-        <w:t xml:space="preserve">— a 12-week (3-month) pilot launching in</w:t>
-      </w:r>
-      <w:r>
-        <w:t xml:space="preserve"> </w:t>
-      </w:r>
-      <w:r>
-        <w:rPr>
           <w:bCs/>
-          <w:b/>
-        </w:rPr>
-        <w:t xml:space="preserve">September 2026 (M4)</w:t>
-      </w:r>
-      <w:r>
-        <w:t xml:space="preserve"> </w:t>
-      </w:r>
-      <w:r>
-        <w:t xml:space="preserve">and completing in</w:t>
-      </w:r>
-      <w:r>
-        <w:t xml:space="preserve"> </w:t>
-      </w:r>
-      <w:r>
-        <w:rPr>
-          <w:bCs/>
-          <w:b/>
-        </w:rPr>
-        <w:t xml:space="preserve">November 2026 (M6)</w:t>
-      </w:r>
-      <w:r>
-        <w:t xml:space="preserve">, with paid-conversion conversations opening in</w:t>
-      </w:r>
-      <w:r>
-        <w:t xml:space="preserve"> </w:t>
-      </w:r>
-      <w:r>
-        <w:rPr>
-          <w:bCs/>
-          <w:b/>
-        </w:rPr>
-        <w:t xml:space="preserve">December 2026 (M7)</w:t>
-      </w:r>
-      <w:r>
-        <w:t xml:space="preserve">. Year-1 cash flow remains positive every single month on a £6,000 founder-capital base, supported by £31,000 of in-kind benefits from the NatWest Accelerator (London).</w:t>
+        </w:rPr>
+        <w:t xml:space="preserve">September–November 2026 (M4–M6)</w:t>
+      </w:r>
+      <w:r>
+        <w:t xml:space="preserve"> </w:t>
+      </w:r>
+      <w:r>
+        <w:t xml:space="preserve">as a target only. The 3-year plan is entirely self-funded: £6,000 of founder capital plus revenue, with no institutional revenue assumed in Year 1 and no pre-seed, seed or other external investment assumed anywhere. Cash flow remains positive every single month of Year 1 on that basis alone, supported by £31,000 of in-kind benefits from the NatWest Accelerator (London) in Year 1.</w:t>
       </w:r>
     </w:p>
     <w:p>
@@ -482,24 +421,24 @@
       </w:pPr>
       <w:r>
         <w:rPr>
+          <w:b/>
           <w:bCs/>
+        </w:rPr>
+        <w:t xml:space="preserve">Scalability.</w:t>
+      </w:r>
+      <w:r>
+        <w:t xml:space="preserve"> </w:t>
+      </w:r>
+      <w:r>
+        <w:t xml:space="preserve">Three-year UK revenue forecast £0.6k → £16k → £48k, deliberately conservative and self-funded, growing from 2 unpaid founders to 3 people (c.2.5 FTE) by Year 3 — no external funding round is assumed to enable this growth. University pricing is a simple</w:t>
+      </w:r>
+      <w:r>
+        <w:t xml:space="preserve"> </w:t>
+      </w:r>
+      <w:r>
+        <w:rPr>
           <w:b/>
-        </w:rPr>
-        <w:t xml:space="preserve">Scalability.</w:t>
-      </w:r>
-      <w:r>
-        <w:t xml:space="preserve"> </w:t>
-      </w:r>
-      <w:r>
-        <w:t xml:space="preserve">Three-year UK revenue forecast £16k → £176k → £659k, growing to 12 UK FTE by Year 3 and approaching 30+ FTE following the Year-2 seed round. University pricing is a simple</w:t>
-      </w:r>
-      <w:r>
-        <w:t xml:space="preserve"> </w:t>
-      </w:r>
-      <w:r>
-        <w:rPr>
           <w:bCs/>
-          <w:b/>
         </w:rPr>
         <w:t xml:space="preserve">£2 per enrolled student per year</w:t>
       </w:r>
@@ -507,11 +446,11 @@
         <w:t xml:space="preserve"> </w:t>
       </w:r>
       <w:r>
-        <w:t xml:space="preserve">— roughly half the effective per-student cost of the closest incumbent. The business model is software-only (~92% gross margin by Year 3) and addresses a £28m UK SAM expanding to £180m TAM internationally post-Year 3.</w:t>
-      </w:r>
-    </w:p>
-    <w:bookmarkEnd w:id="25"/>
-    <w:bookmarkStart w:id="26" w:name="document-pack-enclosed"/>
+        <w:t xml:space="preserve">— roughly half the effective per-student cost of the closest incumbent. The business model is software-only (gross margin reaching ~87% by Year 3) and addresses a £28m UK SAM, with international expansion (£180m TAM) treated as a longer-term ambition beyond this 3-year plan, not an assumption within it.</w:t>
+      </w:r>
+    </w:p>
+    <w:bookmarkEnd w:id="9"/>
+    <w:bookmarkStart w:id="10" w:name="document-pack-enclosed"/>
     <w:p>
       <w:pPr>
         <w:pStyle w:val="Heading3"/>
@@ -540,7 +479,8 @@
     <w:tbl>
       <w:tblPr>
         <w:tblStyle w:val="Table"/>
-        <w:tblW w:type="auto" w:w="0"/>
+        <w:tblW w:type="pct" w:w="5000"/>
+        <w:tblLayout w:type="fixed"/>
         <w:tblLook w:firstRow="1" w:lastRow="0" w:firstColumn="0" w:lastColumn="0" w:noHBand="0" w:noVBand="0" w:val="0020"/>
       </w:tblPr>
       <w:tblGrid>
@@ -550,14 +490,13 @@
       </w:tblGrid>
       <w:tr>
         <w:trPr>
-          <w:tblHeader w:val="true"/>
+          <w:tblHeader w:val="on"/>
         </w:trPr>
         <w:tc>
           <w:tcPr/>
           <w:p>
             <w:pPr>
               <w:pStyle w:val="Compact"/>
-              <w:jc w:val="left"/>
             </w:pPr>
             <w:r>
               <w:t xml:space="preserve">#</w:t>
@@ -569,7 +508,6 @@
           <w:p>
             <w:pPr>
               <w:pStyle w:val="Compact"/>
-              <w:jc w:val="left"/>
             </w:pPr>
             <w:r>
               <w:t xml:space="preserve">Document</w:t>
@@ -581,7 +519,6 @@
           <w:p>
             <w:pPr>
               <w:pStyle w:val="Compact"/>
-              <w:jc w:val="left"/>
             </w:pPr>
             <w:r>
               <w:t xml:space="preserve">File</w:t>
@@ -595,7 +532,6 @@
           <w:p>
             <w:pPr>
               <w:pStyle w:val="Compact"/>
-              <w:jc w:val="left"/>
             </w:pPr>
             <w:r>
               <w:t xml:space="preserve">1</w:t>
@@ -607,19 +543,17 @@
           <w:p>
             <w:pPr>
               <w:pStyle w:val="Compact"/>
-              <w:jc w:val="left"/>
-            </w:pPr>
-            <w:r>
-              <w:t xml:space="preserve">UKES Business Plan (full, 19 sections, v3.0 — June 2026)</w:t>
-            </w:r>
-          </w:p>
-        </w:tc>
-        <w:tc>
-          <w:tcPr/>
-          <w:p>
-            <w:pPr>
-              <w:pStyle w:val="Compact"/>
-              <w:jc w:val="left"/>
+            </w:pPr>
+            <w:r>
+              <w:t xml:space="preserve">UKES Business Plan (full, 19 sections, v5.0 — self-funded 3-year revision, August 2026)</w:t>
+            </w:r>
+          </w:p>
+        </w:tc>
+        <w:tc>
+          <w:tcPr/>
+          <w:p>
+            <w:pPr>
+              <w:pStyle w:val="Compact"/>
             </w:pPr>
             <w:r>
               <w:rPr>
@@ -636,7 +570,6 @@
           <w:p>
             <w:pPr>
               <w:pStyle w:val="Compact"/>
-              <w:jc w:val="left"/>
             </w:pPr>
             <w:r>
               <w:t xml:space="preserve">2</w:t>
@@ -648,7 +581,6 @@
           <w:p>
             <w:pPr>
               <w:pStyle w:val="Compact"/>
-              <w:jc w:val="left"/>
             </w:pPr>
             <w:r>
               <w:t xml:space="preserve">Decision-Maker Brief (15-page short-track companion)</w:t>
@@ -660,7 +592,6 @@
           <w:p>
             <w:pPr>
               <w:pStyle w:val="Compact"/>
-              <w:jc w:val="left"/>
             </w:pPr>
             <w:r>
               <w:rPr>
@@ -677,7 +608,6 @@
           <w:p>
             <w:pPr>
               <w:pStyle w:val="Compact"/>
-              <w:jc w:val="left"/>
             </w:pPr>
             <w:r>
               <w:t xml:space="preserve">3</w:t>
@@ -689,7 +619,6 @@
           <w:p>
             <w:pPr>
               <w:pStyle w:val="Compact"/>
-              <w:jc w:val="left"/>
             </w:pPr>
             <w:r>
               <w:t xml:space="preserve">Pitch Deck (12 slides)</w:t>
@@ -701,7 +630,6 @@
           <w:p>
             <w:pPr>
               <w:pStyle w:val="Compact"/>
-              <w:jc w:val="left"/>
             </w:pPr>
             <w:r>
               <w:rPr>
@@ -718,7 +646,6 @@
           <w:p>
             <w:pPr>
               <w:pStyle w:val="Compact"/>
-              <w:jc w:val="left"/>
             </w:pPr>
             <w:r>
               <w:t xml:space="preserve">4</w:t>
@@ -730,19 +657,17 @@
           <w:p>
             <w:pPr>
               <w:pStyle w:val="Compact"/>
-              <w:jc w:val="left"/>
-            </w:pPr>
-            <w:r>
-              <w:t xml:space="preserve">Financial Model (12-sheet Excel workbook)</w:t>
-            </w:r>
-          </w:p>
-        </w:tc>
-        <w:tc>
-          <w:tcPr/>
-          <w:p>
-            <w:pPr>
-              <w:pStyle w:val="Compact"/>
-              <w:jc w:val="left"/>
+            </w:pPr>
+            <w:r>
+              <w:t xml:space="preserve">Financial Model (13-sheet Excel workbook, self-funded 3-year model)</w:t>
+            </w:r>
+          </w:p>
+        </w:tc>
+        <w:tc>
+          <w:tcPr/>
+          <w:p>
+            <w:pPr>
+              <w:pStyle w:val="Compact"/>
             </w:pPr>
             <w:r>
               <w:rPr>
@@ -759,7 +684,6 @@
           <w:p>
             <w:pPr>
               <w:pStyle w:val="Compact"/>
-              <w:jc w:val="left"/>
             </w:pPr>
             <w:r>
               <w:t xml:space="preserve">5</w:t>
@@ -771,7 +695,6 @@
           <w:p>
             <w:pPr>
               <w:pStyle w:val="Compact"/>
-              <w:jc w:val="left"/>
             </w:pPr>
             <w:r>
               <w:t xml:space="preserve">Risk Register</w:t>
@@ -783,7 +706,6 @@
           <w:p>
             <w:pPr>
               <w:pStyle w:val="Compact"/>
-              <w:jc w:val="left"/>
             </w:pPr>
             <w:r>
               <w:rPr>
@@ -800,7 +722,6 @@
           <w:p>
             <w:pPr>
               <w:pStyle w:val="Compact"/>
-              <w:jc w:val="left"/>
             </w:pPr>
             <w:r>
               <w:t xml:space="preserve">6</w:t>
@@ -812,7 +733,6 @@
           <w:p>
             <w:pPr>
               <w:pStyle w:val="Compact"/>
-              <w:jc w:val="left"/>
             </w:pPr>
             <w:r>
               <w:t xml:space="preserve">Founder CVs (Yusuf Quadri, Yusuff Adeagbo)</w:t>
@@ -824,7 +744,6 @@
           <w:p>
             <w:pPr>
               <w:pStyle w:val="Compact"/>
-              <w:jc w:val="left"/>
             </w:pPr>
             <w:r>
               <w:rPr>
@@ -853,7 +772,6 @@
           <w:p>
             <w:pPr>
               <w:pStyle w:val="Compact"/>
-              <w:jc w:val="left"/>
             </w:pPr>
             <w:r>
               <w:t xml:space="preserve">7</w:t>
@@ -865,7 +783,6 @@
           <w:p>
             <w:pPr>
               <w:pStyle w:val="Compact"/>
-              <w:jc w:val="left"/>
             </w:pPr>
             <w:r>
               <w:t xml:space="preserve">Wider team CVs (Dr Gerald Marfo, Adedapo Ajuwon, Chinyere Jennifer)</w:t>
@@ -877,7 +794,6 @@
           <w:p>
             <w:pPr>
               <w:pStyle w:val="Compact"/>
-              <w:jc w:val="left"/>
             </w:pPr>
             <w:r>
               <w:rPr>
@@ -894,7 +810,6 @@
           <w:p>
             <w:pPr>
               <w:pStyle w:val="Compact"/>
-              <w:jc w:val="left"/>
             </w:pPr>
             <w:r>
               <w:t xml:space="preserve">8</w:t>
@@ -906,7 +821,6 @@
           <w:p>
             <w:pPr>
               <w:pStyle w:val="Compact"/>
-              <w:jc w:val="left"/>
             </w:pPr>
             <w:r>
               <w:t xml:space="preserve">Safeguarding certifications</w:t>
@@ -918,7 +832,6 @@
           <w:p>
             <w:pPr>
               <w:pStyle w:val="Compact"/>
-              <w:jc w:val="left"/>
             </w:pPr>
             <w:r>
               <w:rPr>
@@ -935,7 +848,6 @@
           <w:p>
             <w:pPr>
               <w:pStyle w:val="Compact"/>
-              <w:jc w:val="left"/>
             </w:pPr>
             <w:r>
               <w:t xml:space="preserve">9</w:t>
@@ -947,7 +859,6 @@
           <w:p>
             <w:pPr>
               <w:pStyle w:val="Compact"/>
-              <w:jc w:val="left"/>
             </w:pPr>
             <w:r>
               <w:t xml:space="preserve">Founder academic certificates</w:t>
@@ -959,7 +870,6 @@
           <w:p>
             <w:pPr>
               <w:pStyle w:val="Compact"/>
-              <w:jc w:val="left"/>
             </w:pPr>
             <w:r>
               <w:rPr>
@@ -976,7 +886,6 @@
           <w:p>
             <w:pPr>
               <w:pStyle w:val="Compact"/>
-              <w:jc w:val="left"/>
             </w:pPr>
             <w:r>
               <w:t xml:space="preserve">10</w:t>
@@ -988,7 +897,6 @@
           <w:p>
             <w:pPr>
               <w:pStyle w:val="Compact"/>
-              <w:jc w:val="left"/>
             </w:pPr>
             <w:r>
               <w:t xml:space="preserve">Personal commitment &amp; undertaking</w:t>
@@ -1000,7 +908,6 @@
           <w:p>
             <w:pPr>
               <w:pStyle w:val="Compact"/>
-              <w:jc w:val="left"/>
             </w:pPr>
             <w:r>
               <w:rPr>
@@ -1017,7 +924,6 @@
           <w:p>
             <w:pPr>
               <w:pStyle w:val="Compact"/>
-              <w:jc w:val="left"/>
             </w:pPr>
             <w:r>
               <w:t xml:space="preserve">11</w:t>
@@ -1029,7 +935,6 @@
           <w:p>
             <w:pPr>
               <w:pStyle w:val="Compact"/>
-              <w:jc w:val="left"/>
             </w:pPr>
             <w:r>
               <w:t xml:space="preserve">Wellbeing baseline methodology</w:t>
@@ -1041,7 +946,6 @@
           <w:p>
             <w:pPr>
               <w:pStyle w:val="Compact"/>
-              <w:jc w:val="left"/>
             </w:pPr>
             <w:r>
               <w:rPr>
@@ -1058,7 +962,6 @@
           <w:p>
             <w:pPr>
               <w:pStyle w:val="Compact"/>
-              <w:jc w:val="left"/>
             </w:pPr>
             <w:r>
               <w:t xml:space="preserve">12</w:t>
@@ -1070,7 +973,6 @@
           <w:p>
             <w:pPr>
               <w:pStyle w:val="Compact"/>
-              <w:jc w:val="left"/>
             </w:pPr>
             <w:r>
               <w:t xml:space="preserve">Data Protection Impact Assessment</w:t>
@@ -1082,7 +984,6 @@
           <w:p>
             <w:pPr>
               <w:pStyle w:val="Compact"/>
-              <w:jc w:val="left"/>
             </w:pPr>
             <w:r>
               <w:rPr>
@@ -1099,7 +1000,6 @@
           <w:p>
             <w:pPr>
               <w:pStyle w:val="Compact"/>
-              <w:jc w:val="left"/>
             </w:pPr>
             <w:r>
               <w:t xml:space="preserve">13</w:t>
@@ -1111,7 +1011,6 @@
           <w:p>
             <w:pPr>
               <w:pStyle w:val="Compact"/>
-              <w:jc w:val="left"/>
             </w:pPr>
             <w:r>
               <w:t xml:space="preserve">Online Safety Act 2023 compliance memo</w:t>
@@ -1123,7 +1022,6 @@
           <w:p>
             <w:pPr>
               <w:pStyle w:val="Compact"/>
-              <w:jc w:val="left"/>
             </w:pPr>
             <w:r>
               <w:rPr>
@@ -1140,7 +1038,6 @@
           <w:p>
             <w:pPr>
               <w:pStyle w:val="Compact"/>
-              <w:jc w:val="left"/>
             </w:pPr>
             <w:r>
               <w:t xml:space="preserve">14</w:t>
@@ -1152,7 +1049,6 @@
           <w:p>
             <w:pPr>
               <w:pStyle w:val="Compact"/>
-              <w:jc w:val="left"/>
             </w:pPr>
             <w:r>
               <w:t xml:space="preserve">Architecture diagram</w:t>
@@ -1164,7 +1060,6 @@
           <w:p>
             <w:pPr>
               <w:pStyle w:val="Compact"/>
-              <w:jc w:val="left"/>
             </w:pPr>
             <w:r>
               <w:rPr>
@@ -1181,7 +1076,6 @@
           <w:p>
             <w:pPr>
               <w:pStyle w:val="Compact"/>
-              <w:jc w:val="left"/>
             </w:pPr>
             <w:r>
               <w:t xml:space="preserve">15</w:t>
@@ -1193,7 +1087,6 @@
           <w:p>
             <w:pPr>
               <w:pStyle w:val="Compact"/>
-              <w:jc w:val="left"/>
             </w:pPr>
             <w:r>
               <w:t xml:space="preserve">Product screenshots</w:t>
@@ -1205,7 +1098,6 @@
           <w:p>
             <w:pPr>
               <w:pStyle w:val="Compact"/>
-              <w:jc w:val="left"/>
             </w:pPr>
             <w:r>
               <w:rPr>
@@ -1222,7 +1114,6 @@
           <w:p>
             <w:pPr>
               <w:pStyle w:val="Compact"/>
-              <w:jc w:val="left"/>
             </w:pPr>
             <w:r>
               <w:t xml:space="preserve">16</w:t>
@@ -1234,7 +1125,6 @@
           <w:p>
             <w:pPr>
               <w:pStyle w:val="Compact"/>
-              <w:jc w:val="left"/>
             </w:pPr>
             <w:r>
               <w:t xml:space="preserve">Job descriptions (first 4 hires)</w:t>
@@ -1246,7 +1136,6 @@
           <w:p>
             <w:pPr>
               <w:pStyle w:val="Compact"/>
-              <w:jc w:val="left"/>
             </w:pPr>
             <w:r>
               <w:rPr>
@@ -1263,7 +1152,6 @@
           <w:p>
             <w:pPr>
               <w:pStyle w:val="Compact"/>
-              <w:jc w:val="left"/>
             </w:pPr>
             <w:r>
               <w:t xml:space="preserve">17</w:t>
@@ -1275,7 +1163,6 @@
           <w:p>
             <w:pPr>
               <w:pStyle w:val="Compact"/>
-              <w:jc w:val="left"/>
             </w:pPr>
             <w:r>
               <w:t xml:space="preserve">University Letter of Interest template</w:t>
@@ -1287,7 +1174,6 @@
           <w:p>
             <w:pPr>
               <w:pStyle w:val="Compact"/>
-              <w:jc w:val="left"/>
             </w:pPr>
             <w:r>
               <w:rPr>
@@ -1299,8 +1185,8 @@
         </w:tc>
       </w:tr>
     </w:tbl>
-    <w:bookmarkEnd w:id="26"/>
-    <w:bookmarkStart w:id="27" w:name="validation-evidence"/>
+    <w:bookmarkEnd w:id="10"/>
+    <w:bookmarkStart w:id="11" w:name="validation-evidence"/>
     <w:p>
       <w:pPr>
         <w:pStyle w:val="Heading3"/>
@@ -1311,152 +1197,138 @@
     </w:p>
     <w:p>
       <w:pPr>
+        <w:pStyle w:val="Compact"/>
         <w:numPr>
           <w:ilvl w:val="0"/>
           <w:numId w:val="1002"/>
         </w:numPr>
+      </w:pPr>
+      <w:r>
+        <w:rPr>
+          <w:b/>
+          <w:bCs/>
+        </w:rPr>
+        <w:t xml:space="preserve">Santander Universities Pre-Incubator</w:t>
+      </w:r>
+      <w:r>
+        <w:t xml:space="preserve"> </w:t>
+      </w:r>
+      <w:r>
+        <w:t xml:space="preserve">— completed 2025.</w:t>
+      </w:r>
+    </w:p>
+    <w:p>
+      <w:pPr>
         <w:pStyle w:val="Compact"/>
-      </w:pPr>
-      <w:r>
-        <w:rPr>
-          <w:bCs/>
-          <w:b/>
-        </w:rPr>
-        <w:t xml:space="preserve">Santander Universities Pre-Incubator</w:t>
-      </w:r>
-      <w:r>
-        <w:t xml:space="preserve"> </w:t>
-      </w:r>
-      <w:r>
-        <w:t xml:space="preserve">— completed 2025.</w:t>
-      </w:r>
-    </w:p>
-    <w:p>
-      <w:pPr>
         <w:numPr>
           <w:ilvl w:val="0"/>
           <w:numId w:val="1002"/>
         </w:numPr>
+      </w:pPr>
+      <w:r>
+        <w:rPr>
+          <w:b/>
+          <w:bCs/>
+        </w:rPr>
+        <w:t xml:space="preserve">NatWest Accelerator (London cohort)</w:t>
+      </w:r>
+      <w:r>
+        <w:t xml:space="preserve"> </w:t>
+      </w:r>
+      <w:r>
+        <w:t xml:space="preserve">— joined 16 March 2026, currently active.</w:t>
+      </w:r>
+    </w:p>
+    <w:p>
+      <w:pPr>
         <w:pStyle w:val="Compact"/>
-      </w:pPr>
-      <w:r>
-        <w:rPr>
-          <w:bCs/>
-          <w:b/>
-        </w:rPr>
-        <w:t xml:space="preserve">NatWest Accelerator (London cohort)</w:t>
-      </w:r>
-      <w:r>
-        <w:t xml:space="preserve"> </w:t>
-      </w:r>
-      <w:r>
-        <w:t xml:space="preserve">— joined 16 March 2026, currently active.</w:t>
-      </w:r>
-    </w:p>
-    <w:p>
-      <w:pPr>
         <w:numPr>
           <w:ilvl w:val="0"/>
           <w:numId w:val="1002"/>
         </w:numPr>
-        <w:pStyle w:val="Compact"/>
-      </w:pPr>
-      <w:r>
-        <w:rPr>
+      </w:pPr>
+      <w:r>
+        <w:rPr>
+          <w:b/>
           <w:bCs/>
+        </w:rPr>
+        <w:t xml:space="preserve">University of Bedfordshire</w:t>
+      </w:r>
+      <w:r>
+        <w:t xml:space="preserve"> </w:t>
+      </w:r>
+      <w:r>
+        <w:t xml:space="preserve">— early, informal pilot conversation only; nothing signed. Lead founder is the institution’s former Student Union President (2021–2023).</w:t>
+      </w:r>
+    </w:p>
+    <w:bookmarkEnd w:id="11"/>
+    <w:bookmarkStart w:id="12" w:name="live-product-access"/>
+    <w:p>
+      <w:pPr>
+        <w:pStyle w:val="Heading3"/>
+      </w:pPr>
+      <w:r>
+        <w:t xml:space="preserve">Live product access</w:t>
+      </w:r>
+    </w:p>
+    <w:p>
+      <w:pPr>
+        <w:pStyle w:val="FirstParagraph"/>
+      </w:pPr>
+      <w:r>
+        <w:t xml:space="preserve">The DEQUAD platform is live at https://dequad.co.uk. I am happy to provide a read-only admin demo account to the assessment team on request so you can interact with the safeguarding pipeline, mood-tracker and admin verification queue first-hand.</w:t>
+      </w:r>
+    </w:p>
+    <w:bookmarkEnd w:id="12"/>
+    <w:bookmarkStart w:id="13" w:name="what-i-am-requesting"/>
+    <w:p>
+      <w:pPr>
+        <w:pStyle w:val="Heading3"/>
+      </w:pPr>
+      <w:r>
+        <w:t xml:space="preserve">What I am requesting</w:t>
+      </w:r>
+    </w:p>
+    <w:p>
+      <w:pPr>
+        <w:pStyle w:val="FirstParagraph"/>
+      </w:pPr>
+      <w:r>
+        <w:t xml:space="preserve">A written endorsement decision under UKES’s published assessment process. I have priced the assessment fee in to this submission and will respond to any clarification questions promptly. My preferred channel for follow-up is email; I can also dial in for a video call at any time UK business hours.</w:t>
+      </w:r>
+    </w:p>
+    <w:p>
+      <w:pPr>
+        <w:pStyle w:val="BodyText"/>
+      </w:pPr>
+      <w:r>
+        <w:t xml:space="preserve">I am fully UK-resident, hold the right to remain pending the Innovator Founder visa decision, and will commit to DEQUAD full-time as my sole UK business.</w:t>
+      </w:r>
+    </w:p>
+    <w:p>
+      <w:pPr>
+        <w:pStyle w:val="BodyText"/>
+      </w:pPr>
+      <w:r>
+        <w:t xml:space="preserve">Thank you for considering this submission.</w:t>
+      </w:r>
+    </w:p>
+    <w:p>
+      <w:pPr>
+        <w:pStyle w:val="BodyText"/>
+      </w:pPr>
+      <w:r>
+        <w:t xml:space="preserve">Kind regards,</w:t>
+      </w:r>
+    </w:p>
+    <w:p>
+      <w:pPr>
+        <w:pStyle w:val="BodyText"/>
+      </w:pPr>
+      <w:r>
+        <w:rPr>
           <w:b/>
-        </w:rPr>
-        <w:t xml:space="preserve">University of Bedfordshire</w:t>
-      </w:r>
-      <w:r>
-        <w:t xml:space="preserve"> </w:t>
-      </w:r>
-      <w:r>
-        <w:t xml:space="preserve">— anchor pilot discussion in progress; lead founder is the institution's former Student Union President (2021–2023).</w:t>
-      </w:r>
-    </w:p>
-    <w:bookmarkEnd w:id="27"/>
-    <w:bookmarkStart w:id="28" w:name="live-product-access"/>
-    <w:p>
-      <w:pPr>
-        <w:pStyle w:val="Heading3"/>
-      </w:pPr>
-      <w:r>
-        <w:t xml:space="preserve">Live product access</w:t>
-      </w:r>
-    </w:p>
-    <w:p>
-      <w:pPr>
-        <w:pStyle w:val="FirstParagraph"/>
-      </w:pPr>
-      <w:r>
-        <w:t xml:space="preserve">The DEQUAD platform is live at</w:t>
-      </w:r>
-      <w:r>
-        <w:t xml:space="preserve"> </w:t>
-      </w:r>
-      <w:hyperlink r:id="rId22">
-        <w:r>
-          <w:rPr>
-            <w:rStyle w:val="Hyperlink"/>
-          </w:rPr>
-          <w:t xml:space="preserve">https://dequad.co.uk</w:t>
-        </w:r>
-      </w:hyperlink>
-      <w:r>
-        <w:t xml:space="preserve">. I am happy to provide a read-only admin demo account to the assessment team on request so you can interact with the safeguarding pipeline, mood-tracker and admin verification queue first-hand.</w:t>
-      </w:r>
-    </w:p>
-    <w:bookmarkEnd w:id="28"/>
-    <w:bookmarkStart w:id="29" w:name="what-i-am-requesting"/>
-    <w:p>
-      <w:pPr>
-        <w:pStyle w:val="Heading3"/>
-      </w:pPr>
-      <w:r>
-        <w:t xml:space="preserve">What I am requesting</w:t>
-      </w:r>
-    </w:p>
-    <w:p>
-      <w:pPr>
-        <w:pStyle w:val="FirstParagraph"/>
-      </w:pPr>
-      <w:r>
-        <w:t xml:space="preserve">A written endorsement decision under UKES's published assessment process. I have priced the assessment fee in to this submission and will respond to any clarification questions promptly. My preferred channel for follow-up is email; I can also dial in for a video call at any time UK business hours.</w:t>
-      </w:r>
-    </w:p>
-    <w:p>
-      <w:pPr>
-        <w:pStyle w:val="BodyText"/>
-      </w:pPr>
-      <w:r>
-        <w:t xml:space="preserve">I am fully UK-resident, hold the right to remain pending the Innovator Founder visa decision, and will commit to DEQUAD full-time as my sole UK business.</w:t>
-      </w:r>
-    </w:p>
-    <w:p>
-      <w:pPr>
-        <w:pStyle w:val="BodyText"/>
-      </w:pPr>
-      <w:r>
-        <w:t xml:space="preserve">Thank you for considering this submission.</w:t>
-      </w:r>
-    </w:p>
-    <w:p>
-      <w:pPr>
-        <w:pStyle w:val="BodyText"/>
-      </w:pPr>
-      <w:r>
-        <w:t xml:space="preserve">Kind regards,</w:t>
-      </w:r>
-    </w:p>
-    <w:p>
-      <w:pPr>
-        <w:pStyle w:val="BodyText"/>
-      </w:pPr>
-      <w:r>
-        <w:rPr>
           <w:bCs/>
-          <w:b/>
         </w:rPr>
         <w:t xml:space="preserve">Yusuf Quadri</w:t>
       </w:r>
@@ -1469,48 +1341,15 @@
       <w:r>
         <w:t xml:space="preserve"> </w:t>
       </w:r>
-      <w:hyperlink r:id="rId23">
-        <w:r>
-          <w:rPr>
-            <w:rStyle w:val="Hyperlink"/>
-          </w:rPr>
-          <w:t xml:space="preserve">quadri.yusuf@dequad.com</w:t>
-        </w:r>
-      </w:hyperlink>
-      <w:r>
-        <w:t xml:space="preserve"> </w:t>
-      </w:r>
-      <w:r>
-        <w:t xml:space="preserve">·</w:t>
-      </w:r>
-      <w:r>
-        <w:t xml:space="preserve"> </w:t>
-      </w:r>
-      <w:hyperlink r:id="rId22">
-        <w:r>
-          <w:rPr>
-            <w:rStyle w:val="Hyperlink"/>
-          </w:rPr>
-          <w:t xml:space="preserve">https://dequad.co.uk</w:t>
-        </w:r>
-      </w:hyperlink>
-      <w:r>
-        <w:t xml:space="preserve"> </w:t>
-      </w:r>
-      <w:r>
-        <w:t xml:space="preserve">07928132617 ·</w:t>
-      </w:r>
-      <w:r>
-        <w:t xml:space="preserve"> </w:t>
-      </w:r>
-      <w:hyperlink r:id="rId24">
-        <w:r>
-          <w:rPr>
-            <w:rStyle w:val="Hyperlink"/>
-          </w:rPr>
-          <w:t xml:space="preserve">https://www.linkedin.com/in/quadri-yusuf/</w:t>
-        </w:r>
-      </w:hyperlink>
+      <w:r>
+        <w:t xml:space="preserve">quadri.yusuf@dequad.com · https://dequad.co.uk</w:t>
+      </w:r>
+      <w:r>
+        <w:t xml:space="preserve"> </w:t>
+      </w:r>
+      <w:r>
+        <w:t xml:space="preserve">07928132617 · https://www.linkedin.com/in/quadri-yusuf/</w:t>
+      </w:r>
     </w:p>
     <w:p>
       <w:r>
@@ -1519,9 +1358,9 @@
         </w:pict>
       </w:r>
     </w:p>
-    <w:bookmarkEnd w:id="29"/>
-    <w:bookmarkEnd w:id="30"/>
-    <w:bookmarkStart w:id="31" w:name="notes-for-the-applicant-do-not-send"/>
+    <w:bookmarkEnd w:id="13"/>
+    <w:bookmarkEnd w:id="14"/>
+    <w:bookmarkStart w:id="15" w:name="notes-for-the-applicant-do-not-send"/>
     <w:p>
       <w:pPr>
         <w:pStyle w:val="Heading2"/>
@@ -1532,139 +1371,143 @@
     </w:p>
     <w:p>
       <w:pPr>
+        <w:pStyle w:val="Compact"/>
         <w:numPr>
           <w:ilvl w:val="0"/>
           <w:numId w:val="1003"/>
         </w:numPr>
+      </w:pPr>
+      <w:r>
+        <w:t xml:space="preserve">Replace</w:t>
+      </w:r>
+      <w:r>
+        <w:t xml:space="preserve"> </w:t>
+      </w:r>
+      <w:r>
+        <w:rPr>
+          <w:rStyle w:val="VerbatimChar"/>
+        </w:rPr>
+        <w:t xml:space="preserve">[insert date]</w:t>
+      </w:r>
+      <w:r>
+        <w:t xml:space="preserve"> </w:t>
+      </w:r>
+      <w:r>
+        <w:t xml:space="preserve">and</w:t>
+      </w:r>
+      <w:r>
+        <w:t xml:space="preserve"> </w:t>
+      </w:r>
+      <w:r>
+        <w:rPr>
+          <w:rStyle w:val="VerbatimChar"/>
+        </w:rPr>
+        <w:t xml:space="preserve">[insert reference]</w:t>
+      </w:r>
+      <w:r>
+        <w:t xml:space="preserve"> </w:t>
+      </w:r>
+      <w:r>
+        <w:t xml:space="preserve">immediately before sending — these are the ONLY two placeholders left in this email.</w:t>
+      </w:r>
+    </w:p>
+    <w:p>
+      <w:pPr>
         <w:pStyle w:val="Compact"/>
-      </w:pPr>
-      <w:r>
-        <w:t xml:space="preserve">Replace</w:t>
-      </w:r>
-      <w:r>
-        <w:t xml:space="preserve"> </w:t>
-      </w:r>
-      <w:r>
-        <w:rPr>
-          <w:rStyle w:val="VerbatimChar"/>
-        </w:rPr>
-        <w:t xml:space="preserve">[insert date]</w:t>
-      </w:r>
-      <w:r>
-        <w:t xml:space="preserve"> </w:t>
-      </w:r>
-      <w:r>
-        <w:t xml:space="preserve">and</w:t>
-      </w:r>
-      <w:r>
-        <w:t xml:space="preserve"> </w:t>
-      </w:r>
-      <w:r>
-        <w:rPr>
-          <w:rStyle w:val="VerbatimChar"/>
-        </w:rPr>
-        <w:t xml:space="preserve">[insert reference]</w:t>
-      </w:r>
-      <w:r>
-        <w:t xml:space="preserve"> </w:t>
-      </w:r>
-      <w:r>
-        <w:t xml:space="preserve">immediately before sending — these are the ONLY two placeholders left in this email.</w:t>
-      </w:r>
-    </w:p>
-    <w:p>
-      <w:pPr>
         <w:numPr>
           <w:ilvl w:val="0"/>
           <w:numId w:val="1003"/>
         </w:numPr>
+      </w:pPr>
+      <w:r>
+        <w:t xml:space="preserve">Send from</w:t>
+      </w:r>
+      <w:r>
+        <w:t xml:space="preserve"> </w:t>
+      </w:r>
+      <w:r>
+        <w:rPr>
+          <w:rStyle w:val="VerbatimChar"/>
+        </w:rPr>
+        <w:t xml:space="preserve">quadri.yusuf@dequad.com</w:t>
+      </w:r>
+      <w:r>
+        <w:t xml:space="preserve"> </w:t>
+      </w:r>
+      <w:r>
+        <w:t xml:space="preserve">(not a personal gmail address — UKES screens for business-domain alignment).</w:t>
+      </w:r>
+    </w:p>
+    <w:p>
+      <w:pPr>
         <w:pStyle w:val="Compact"/>
-      </w:pPr>
-      <w:r>
-        <w:t xml:space="preserve">Send from</w:t>
-      </w:r>
-      <w:r>
-        <w:t xml:space="preserve"> </w:t>
-      </w:r>
-      <w:r>
-        <w:rPr>
-          <w:rStyle w:val="VerbatimChar"/>
-        </w:rPr>
-        <w:t xml:space="preserve">quadri.yusuf@dequad.com</w:t>
-      </w:r>
-      <w:r>
-        <w:t xml:space="preserve"> </w:t>
-      </w:r>
-      <w:r>
-        <w:t xml:space="preserve">(not a personal gmail address — UKES screens for business-domain alignment).</w:t>
-      </w:r>
-    </w:p>
-    <w:p>
-      <w:pPr>
         <w:numPr>
           <w:ilvl w:val="0"/>
           <w:numId w:val="1003"/>
         </w:numPr>
+      </w:pPr>
+      <w:r>
+        <w:t xml:space="preserve">Attach</w:t>
+      </w:r>
+      <w:r>
+        <w:t xml:space="preserve"> </w:t>
+      </w:r>
+      <w:r>
+        <w:rPr>
+          <w:rStyle w:val="VerbatimChar"/>
+        </w:rPr>
+        <w:t xml:space="preserve">DEQUAD_UKES_FULL_SUBMISSION.pdf</w:t>
+      </w:r>
+      <w:r>
+        <w:t xml:space="preserve"> </w:t>
+      </w:r>
+      <w:r>
+        <w:t xml:space="preserve">(the merged master) plus</w:t>
+      </w:r>
+      <w:r>
+        <w:t xml:space="preserve"> </w:t>
+      </w:r>
+      <w:r>
+        <w:rPr>
+          <w:rStyle w:val="VerbatimChar"/>
+        </w:rPr>
+        <w:t xml:space="preserve">DEQUAD_Financial_Model.xlsx</w:t>
+      </w:r>
+      <w:r>
+        <w:t xml:space="preserve">. Individual PDFs only on request to keep the submission email under 25 MB.</w:t>
+      </w:r>
+    </w:p>
+    <w:p>
+      <w:pPr>
         <w:pStyle w:val="Compact"/>
-      </w:pPr>
-      <w:r>
-        <w:t xml:space="preserve">Attach</w:t>
-      </w:r>
-      <w:r>
-        <w:t xml:space="preserve"> </w:t>
-      </w:r>
-      <w:r>
-        <w:rPr>
-          <w:rStyle w:val="VerbatimChar"/>
-        </w:rPr>
-        <w:t xml:space="preserve">DEQUAD_UKES_FULL_SUBMISSION.pdf</w:t>
-      </w:r>
-      <w:r>
-        <w:t xml:space="preserve"> </w:t>
-      </w:r>
-      <w:r>
-        <w:t xml:space="preserve">(the merged master) plus</w:t>
-      </w:r>
-      <w:r>
-        <w:t xml:space="preserve"> </w:t>
-      </w:r>
-      <w:r>
-        <w:rPr>
-          <w:rStyle w:val="VerbatimChar"/>
-        </w:rPr>
-        <w:t xml:space="preserve">DEQUAD_Financial_Model.xlsx</w:t>
-      </w:r>
-      <w:r>
-        <w:t xml:space="preserve">. Individual PDFs only on request to keep the submission email under 25 MB.</w:t>
-      </w:r>
-    </w:p>
-    <w:p>
-      <w:pPr>
         <w:numPr>
           <w:ilvl w:val="0"/>
           <w:numId w:val="1003"/>
         </w:numPr>
+      </w:pPr>
+      <w:r>
+        <w:t xml:space="preserve">If UKES’s portal accepts uploads, paste the table of contents into the cover note field and upload all files individually so the assessor can navigate them.</w:t>
+      </w:r>
+    </w:p>
+    <w:p>
+      <w:pPr>
         <w:pStyle w:val="Compact"/>
-      </w:pPr>
-      <w:r>
-        <w:t xml:space="preserve">If UKES's portal accepts uploads, paste the table of contents into the cover note field and upload all files individually so the assessor can navigate them.</w:t>
-      </w:r>
-    </w:p>
-    <w:p>
-      <w:pPr>
         <w:numPr>
           <w:ilvl w:val="0"/>
           <w:numId w:val="1003"/>
         </w:numPr>
-        <w:pStyle w:val="Compact"/>
       </w:pPr>
       <w:r>
         <w:t xml:space="preserve">Keep the body to one screen. UKES assessors do not need to be persuaded a third time after reading the Business Plan and Decision Brief — this email is a clean handoff.</w:t>
       </w:r>
     </w:p>
-    <w:bookmarkEnd w:id="31"/>
-    <w:bookmarkEnd w:id="32"/>
-    <w:sectPr/>
+    <w:bookmarkEnd w:id="15"/>
+    <w:bookmarkEnd w:id="16"/>
+    <w:sectPr>
+      <w:footnotePr>
+        <w:numRestart w:val="eachSect"/>
+      </w:footnotePr>
+    </w:sectPr>
   </w:body>
 </w:document>
 </file>
@@ -1695,14 +1538,14 @@
 <file path=word/numbering.xml><?xml version="1.0" encoding="utf-8"?>
 <w:numbering xmlns:w="http://schemas.openxmlformats.org/wordprocessingml/2006/main">
   <w:abstractNum w:abstractNumId="990">
-    <w:nsid w:val="A990"/>
+    <w:nsid w:val="0000A990"/>
     <w:multiLevelType w:val="multilevel"/>
     <w:lvl w:ilvl="0">
       <w:numFmt w:val="bullet"/>
       <w:lvlText w:val=" "/>
       <w:lvlJc w:val="left"/>
       <w:pPr>
-        <w:ind w:left="720" w:hanging="480"/>
+        <w:ind w:left="720" w:hanging="360"/>
       </w:pPr>
     </w:lvl>
     <w:lvl w:ilvl="1">
@@ -1710,7 +1553,7 @@
       <w:lvlText w:val=" "/>
       <w:lvlJc w:val="left"/>
       <w:pPr>
-        <w:ind w:left="1440" w:hanging="480"/>
+        <w:ind w:left="1440" w:hanging="360"/>
       </w:pPr>
     </w:lvl>
     <w:lvl w:ilvl="2">
@@ -1718,7 +1561,7 @@
       <w:lvlText w:val=" "/>
       <w:lvlJc w:val="left"/>
       <w:pPr>
-        <w:ind w:left="2160" w:hanging="480"/>
+        <w:ind w:left="2160" w:hanging="360"/>
       </w:pPr>
     </w:lvl>
     <w:lvl w:ilvl="3">
@@ -1726,7 +1569,7 @@
       <w:lvlText w:val=" "/>
       <w:lvlJc w:val="left"/>
       <w:pPr>
-        <w:ind w:left="2880" w:hanging="480"/>
+        <w:ind w:left="2880" w:hanging="360"/>
       </w:pPr>
     </w:lvl>
     <w:lvl w:ilvl="4">
@@ -1734,7 +1577,7 @@
       <w:lvlText w:val=" "/>
       <w:lvlJc w:val="left"/>
       <w:pPr>
-        <w:ind w:left="3600" w:hanging="480"/>
+        <w:ind w:left="3600" w:hanging="360"/>
       </w:pPr>
     </w:lvl>
     <w:lvl w:ilvl="5">
@@ -1742,7 +1585,7 @@
       <w:lvlText w:val=" "/>
       <w:lvlJc w:val="left"/>
       <w:pPr>
-        <w:ind w:left="4320" w:hanging="480"/>
+        <w:ind w:left="4320" w:hanging="360"/>
       </w:pPr>
     </w:lvl>
     <w:lvl w:ilvl="6">
@@ -1750,7 +1593,7 @@
       <w:lvlText w:val=" "/>
       <w:lvlJc w:val="left"/>
       <w:pPr>
-        <w:ind w:left="5040" w:hanging="480"/>
+        <w:ind w:left="5040" w:hanging="360"/>
       </w:pPr>
     </w:lvl>
     <w:lvl w:ilvl="7">
@@ -1758,7 +1601,7 @@
       <w:lvlText w:val=" "/>
       <w:lvlJc w:val="left"/>
       <w:pPr>
-        <w:ind w:left="5760" w:hanging="480"/>
+        <w:ind w:left="5760" w:hanging="360"/>
       </w:pPr>
     </w:lvl>
     <w:lvl w:ilvl="8">
@@ -1766,12 +1609,12 @@
       <w:lvlText w:val=" "/>
       <w:lvlJc w:val="left"/>
       <w:pPr>
-        <w:ind w:left="6480" w:hanging="480"/>
+        <w:ind w:left="6480" w:hanging="360"/>
       </w:pPr>
     </w:lvl>
   </w:abstractNum>
   <w:abstractNum w:abstractNumId="99411">
-    <w:nsid w:val="A99411"/>
+    <w:nsid w:val="00A99411"/>
     <w:multiLevelType w:val="multilevel"/>
     <w:lvl w:ilvl="0">
       <w:start w:val="1"/>
@@ -1779,7 +1622,7 @@
       <w:lvlText w:val="%1."/>
       <w:lvlJc w:val="left"/>
       <w:pPr>
-        <w:ind w:left="720" w:hanging="480"/>
+        <w:ind w:left="720" w:hanging="360"/>
       </w:pPr>
     </w:lvl>
     <w:lvl w:ilvl="1">
@@ -1788,7 +1631,7 @@
       <w:lvlText w:val="%2."/>
       <w:lvlJc w:val="left"/>
       <w:pPr>
-        <w:ind w:left="1440" w:hanging="480"/>
+        <w:ind w:left="1440" w:hanging="360"/>
       </w:pPr>
     </w:lvl>
     <w:lvl w:ilvl="2">
@@ -1797,7 +1640,7 @@
       <w:lvlText w:val="%3."/>
       <w:lvlJc w:val="left"/>
       <w:pPr>
-        <w:ind w:left="2160" w:hanging="480"/>
+        <w:ind w:left="2160" w:hanging="360"/>
       </w:pPr>
     </w:lvl>
     <w:lvl w:ilvl="3">
@@ -1806,7 +1649,7 @@
       <w:lvlText w:val="%4."/>
       <w:lvlJc w:val="left"/>
       <w:pPr>
-        <w:ind w:left="2880" w:hanging="480"/>
+        <w:ind w:left="2880" w:hanging="360"/>
       </w:pPr>
     </w:lvl>
     <w:lvl w:ilvl="4">
@@ -1815,7 +1658,7 @@
       <w:lvlText w:val="%5."/>
       <w:lvlJc w:val="left"/>
       <w:pPr>
-        <w:ind w:left="3600" w:hanging="480"/>
+        <w:ind w:left="3600" w:hanging="360"/>
       </w:pPr>
     </w:lvl>
     <w:lvl w:ilvl="5">
@@ -1824,7 +1667,7 @@
       <w:lvlText w:val="%6."/>
       <w:lvlJc w:val="left"/>
       <w:pPr>
-        <w:ind w:left="4320" w:hanging="480"/>
+        <w:ind w:left="4320" w:hanging="360"/>
       </w:pPr>
     </w:lvl>
     <w:lvl w:ilvl="6">
@@ -1833,7 +1676,7 @@
       <w:lvlText w:val="%7."/>
       <w:lvlJc w:val="left"/>
       <w:pPr>
-        <w:ind w:left="5040" w:hanging="480"/>
+        <w:ind w:left="5040" w:hanging="360"/>
       </w:pPr>
     </w:lvl>
     <w:lvl w:ilvl="7">
@@ -1842,7 +1685,7 @@
       <w:lvlText w:val="%8."/>
       <w:lvlJc w:val="left"/>
       <w:pPr>
-        <w:ind w:left="5760" w:hanging="480"/>
+        <w:ind w:left="5760" w:hanging="360"/>
       </w:pPr>
     </w:lvl>
     <w:lvl w:ilvl="8">
@@ -1851,84 +1694,111 @@
       <w:lvlText w:val="%9."/>
       <w:lvlJc w:val="left"/>
       <w:pPr>
-        <w:ind w:left="6480" w:hanging="480"/>
+        <w:ind w:left="6480" w:hanging="360"/>
       </w:pPr>
     </w:lvl>
   </w:abstractNum>
   <w:abstractNum w:abstractNumId="991">
-    <w:nsid w:val="A991"/>
+    <w:nsid w:val="0000A991"/>
     <w:multiLevelType w:val="multilevel"/>
     <w:lvl w:ilvl="0">
       <w:numFmt w:val="bullet"/>
-      <w:lvlText w:val="•"/>
+      <w:lvlText w:val=""/>
       <w:lvlJc w:val="left"/>
       <w:pPr>
-        <w:ind w:left="720" w:hanging="480"/>
-      </w:pPr>
+        <w:ind w:left="720" w:hanging="360"/>
+      </w:pPr>
+      <w:rPr>
+        <w:rFonts w:ascii="Symbol" w:hAnsi="Symbol" w:cs="Symbol" w:hint="default"/>
+      </w:rPr>
     </w:lvl>
     <w:lvl w:ilvl="1">
       <w:numFmt w:val="bullet"/>
-      <w:lvlText w:val="–"/>
+      <w:lvlText w:val="o"/>
       <w:lvlJc w:val="left"/>
       <w:pPr>
-        <w:ind w:left="1440" w:hanging="480"/>
-      </w:pPr>
+        <w:ind w:left="1440" w:hanging="360"/>
+      </w:pPr>
+      <w:rPr>
+        <w:rFonts w:ascii="Courier New" w:hAnsi="Courier New" w:cs="Courier New" w:hint="default"/>
+      </w:rPr>
     </w:lvl>
     <w:lvl w:ilvl="2">
       <w:numFmt w:val="bullet"/>
-      <w:lvlText w:val="•"/>
+      <w:lvlText w:val=""/>
       <w:lvlJc w:val="left"/>
       <w:pPr>
-        <w:ind w:left="2160" w:hanging="480"/>
-      </w:pPr>
+        <w:ind w:left="2160" w:hanging="360"/>
+      </w:pPr>
+      <w:rPr>
+        <w:rFonts w:ascii="Wingdings" w:hAnsi="Wingdings" w:cs="Wingdings" w:hint="default"/>
+      </w:rPr>
     </w:lvl>
     <w:lvl w:ilvl="3">
       <w:numFmt w:val="bullet"/>
-      <w:lvlText w:val="–"/>
+      <w:lvlText w:val=""/>
       <w:lvlJc w:val="left"/>
       <w:pPr>
-        <w:ind w:left="2880" w:hanging="480"/>
-      </w:pPr>
+        <w:ind w:left="2880" w:hanging="360"/>
+      </w:pPr>
+      <w:rPr>
+        <w:rFonts w:ascii="Symbol" w:hAnsi="Symbol" w:cs="Symbol" w:hint="default"/>
+      </w:rPr>
     </w:lvl>
     <w:lvl w:ilvl="4">
       <w:numFmt w:val="bullet"/>
-      <w:lvlText w:val="•"/>
+      <w:lvlText w:val="o"/>
       <w:lvlJc w:val="left"/>
       <w:pPr>
-        <w:ind w:left="3600" w:hanging="480"/>
-      </w:pPr>
+        <w:ind w:left="3600" w:hanging="360"/>
+      </w:pPr>
+      <w:rPr>
+        <w:rFonts w:ascii="Courier New" w:hAnsi="Courier New" w:cs="Courier New" w:hint="default"/>
+      </w:rPr>
     </w:lvl>
     <w:lvl w:ilvl="5">
       <w:numFmt w:val="bullet"/>
-      <w:lvlText w:val="–"/>
+      <w:lvlText w:val=""/>
       <w:lvlJc w:val="left"/>
       <w:pPr>
-        <w:ind w:left="4320" w:hanging="480"/>
-      </w:pPr>
+        <w:ind w:left="4320" w:hanging="360"/>
+      </w:pPr>
+      <w:rPr>
+        <w:rFonts w:ascii="Wingdings" w:hAnsi="Wingdings" w:cs="Wingdings" w:hint="default"/>
+      </w:rPr>
     </w:lvl>
     <w:lvl w:ilvl="6">
       <w:numFmt w:val="bullet"/>
-      <w:lvlText w:val="•"/>
+      <w:lvlText w:val=""/>
       <w:lvlJc w:val="left"/>
       <w:pPr>
-        <w:ind w:left="5040" w:hanging="480"/>
-      </w:pPr>
+        <w:ind w:left="5040" w:hanging="360"/>
+      </w:pPr>
+      <w:rPr>
+        <w:rFonts w:ascii="Symbol" w:hAnsi="Symbol" w:cs="Symbol" w:hint="default"/>
+      </w:rPr>
     </w:lvl>
     <w:lvl w:ilvl="7">
       <w:numFmt w:val="bullet"/>
-      <w:lvlText w:val="–"/>
+      <w:lvlText w:val="o"/>
       <w:lvlJc w:val="left"/>
       <w:pPr>
-        <w:ind w:left="5760" w:hanging="480"/>
-      </w:pPr>
+        <w:ind w:left="5760" w:hanging="360"/>
+      </w:pPr>
+      <w:rPr>
+        <w:rFonts w:ascii="Courier New" w:hAnsi="Courier New" w:cs="Courier New" w:hint="default"/>
+      </w:rPr>
     </w:lvl>
     <w:lvl w:ilvl="8">
       <w:numFmt w:val="bullet"/>
-      <w:lvlText w:val="•"/>
+      <w:lvlText w:val=""/>
       <w:lvlJc w:val="left"/>
       <w:pPr>
-        <w:ind w:left="6480" w:hanging="480"/>
-      </w:pPr>
+        <w:ind w:left="6480" w:hanging="360"/>
+      </w:pPr>
+      <w:rPr>
+        <w:rFonts w:ascii="Wingdings" w:hAnsi="Wingdings" w:cs="Wingdings" w:hint="default"/>
+      </w:rPr>
     </w:lvl>
   </w:abstractNum>
   <w:num w:numId="1000">
@@ -1978,10 +1848,10 @@
   <w:docDefaults>
     <w:rPrDefault>
       <w:rPr>
-        <w:rFonts w:asciiTheme="minorHAnsi" w:cstheme="minorBidi" w:eastAsiaTheme="minorHAnsi" w:hAnsiTheme="minorHAnsi"/>
+        <w:rFonts w:asciiTheme="minorHAnsi" w:cstheme="minorBidi" w:eastAsiaTheme="minorEastAsia" w:hAnsiTheme="minorHAnsi"/>
         <w:sz w:val="24"/>
         <w:szCs w:val="24"/>
-        <w:lang w:bidi="ar-SA" w:eastAsia="en-US" w:val="en-US"/>
+        <w:lang w:bidi="ar-SA" w:eastAsia="zh-CN" w:val="en-US"/>
       </w:rPr>
     </w:rPrDefault>
     <w:pPrDefault>
@@ -1999,10 +1869,10 @@
     <w:name w:val="Body Text"/>
     <w:basedOn w:val="Normal"/>
     <w:link w:val="BodyTextChar"/>
+    <w:qFormat/>
     <w:pPr>
       <w:spacing w:after="180" w:before="180"/>
     </w:pPr>
-    <w:qFormat/>
   </w:style>
   <w:style w:customStyle="1" w:styleId="FirstParagraph" w:type="paragraph">
     <w:name w:val="First Paragraph"/>
@@ -2022,57 +1892,111 @@
     <w:name w:val="Title"/>
     <w:basedOn w:val="Normal"/>
     <w:next w:val="BodyText"/>
+    <w:link w:val="TitleChar"/>
+    <w:uiPriority w:val="10"/>
     <w:qFormat/>
+    <w:rsid w:val="00A10FD9"/>
     <w:pPr>
-      <w:keepNext/>
-      <w:keepLines/>
-      <w:spacing w:after="240" w:before="480"/>
+      <w:spacing w:after="80" w:line="240" w:lineRule="auto"/>
+      <w:contextualSpacing/>
       <w:jc w:val="center"/>
     </w:pPr>
     <w:rPr>
       <w:rFonts w:asciiTheme="majorHAnsi" w:cstheme="majorBidi" w:eastAsiaTheme="majorEastAsia" w:hAnsiTheme="majorHAnsi"/>
-      <w:b/>
-      <w:bCs/>
-      <w:color w:themeColor="accent1" w:themeShade="B5" w:val="345A8A"/>
-      <w:sz w:val="36"/>
-      <w:szCs w:val="36"/>
+      <w:sz w:val="56"/>
+      <w:szCs w:val="56"/>
+    </w:rPr>
+  </w:style>
+  <w:style w:customStyle="1" w:styleId="TitleChar" w:type="character">
+    <w:name w:val="Title Char"/>
+    <w:basedOn w:val="DefaultParagraphFont"/>
+    <w:link w:val="Title"/>
+    <w:uiPriority w:val="10"/>
+    <w:rsid w:val="00A10FD9"/>
+    <w:rPr>
+      <w:rFonts w:asciiTheme="majorHAnsi" w:cstheme="majorBidi" w:eastAsiaTheme="majorEastAsia" w:hAnsiTheme="majorHAnsi"/>
+      <w:sz w:val="56"/>
+      <w:szCs w:val="56"/>
     </w:rPr>
   </w:style>
   <w:style w:styleId="Subtitle" w:type="paragraph">
     <w:name w:val="Subtitle"/>
+    <w:basedOn w:val="Title"/>
+    <w:next w:val="BodyText"/>
+    <w:link w:val="SubtitleChar"/>
+    <w:uiPriority w:val="11"/>
+    <w:qFormat/>
+    <w:rsid w:val="00A10FD9"/>
+    <w:pPr>
+      <w:numPr>
+        <w:ilvl w:val="1"/>
+      </w:numPr>
+    </w:pPr>
+    <w:rPr>
+      <w:rFonts w:cstheme="majorBidi" w:eastAsiaTheme="majorEastAsia"/>
+      <w:spacing w:val="15"/>
+      <w:sz w:val="28"/>
+      <w:szCs w:val="28"/>
+    </w:rPr>
+  </w:style>
+  <w:style w:customStyle="1" w:styleId="SubtitleChar" w:type="character">
+    <w:name w:val="Subtitle Char"/>
+    <w:basedOn w:val="DefaultParagraphFont"/>
+    <w:link w:val="Subtitle"/>
+    <w:uiPriority w:val="11"/>
+    <w:rsid w:val="00A10FD9"/>
+    <w:rPr>
+      <w:rFonts w:cstheme="majorBidi" w:eastAsiaTheme="majorEastAsia"/>
+      <w:color w:themeColor="text1" w:themeTint="A6" w:val="595959"/>
+      <w:spacing w:val="15"/>
+      <w:sz w:val="28"/>
+      <w:szCs w:val="28"/>
+    </w:rPr>
+  </w:style>
+  <w:style w:customStyle="1" w:styleId="Author" w:type="paragraph">
+    <w:name w:val="Author"/>
     <w:basedOn w:val="Title"/>
     <w:next w:val="BodyText"/>
     <w:qFormat/>
     <w:pPr>
       <w:keepNext/>
       <w:keepLines/>
-      <w:spacing w:after="240" w:before="240"/>
-      <w:jc w:val="center"/>
     </w:pPr>
     <w:rPr>
-      <w:sz w:val="30"/>
-      <w:szCs w:val="30"/>
-    </w:rPr>
-  </w:style>
-  <w:style w:customStyle="1" w:styleId="Author" w:type="paragraph">
-    <w:name w:val="Author"/>
+      <w:sz w:val="24"/>
+      <w:szCs w:val="24"/>
+    </w:rPr>
+  </w:style>
+  <w:style w:styleId="Date" w:type="paragraph">
+    <w:name w:val="Date"/>
+    <w:basedOn w:val="Title"/>
     <w:next w:val="BodyText"/>
     <w:qFormat/>
     <w:pPr>
       <w:keepNext/>
       <w:keepLines/>
-      <w:jc w:val="center"/>
     </w:pPr>
-  </w:style>
-  <w:style w:styleId="Date" w:type="paragraph">
-    <w:name w:val="Date"/>
-    <w:next w:val="BodyText"/>
+    <w:rPr>
+      <w:sz w:val="24"/>
+      <w:szCs w:val="24"/>
+    </w:rPr>
+  </w:style>
+  <w:style w:customStyle="1" w:styleId="AbstractTitle" w:type="paragraph">
+    <w:name w:val="Abstract Title"/>
+    <w:basedOn w:val="Normal"/>
+    <w:next w:val="Abstract"/>
     <w:qFormat/>
     <w:pPr>
       <w:keepNext/>
       <w:keepLines/>
+      <w:spacing w:after="0" w:before="300"/>
       <w:jc w:val="center"/>
     </w:pPr>
+    <w:rPr>
+      <w:b/>
+      <w:sz w:val="20"/>
+      <w:szCs w:val="20"/>
+    </w:rPr>
   </w:style>
   <w:style w:customStyle="1" w:styleId="Abstract" w:type="paragraph">
     <w:name w:val="Abstract"/>
@@ -2082,7 +2006,7 @@
     <w:pPr>
       <w:keepNext/>
       <w:keepLines/>
-      <w:spacing w:after="300" w:before="300"/>
+      <w:spacing w:after="300" w:before="100"/>
     </w:pPr>
     <w:rPr>
       <w:sz w:val="20"/>
@@ -2098,191 +2022,321 @@
     <w:rPr/>
   </w:style>
   <w:style w:styleId="Heading1" w:type="paragraph">
-    <w:name w:val="Heading 1"/>
+    <w:name w:val="heading 1"/>
     <w:basedOn w:val="Normal"/>
     <w:next w:val="BodyText"/>
+    <w:link w:val="Heading1Char"/>
     <w:uiPriority w:val="9"/>
     <w:qFormat/>
+    <w:rsid w:val="00A10FD9"/>
     <w:pPr>
       <w:keepNext/>
       <w:keepLines/>
-      <w:spacing w:after="0" w:before="480"/>
+      <w:spacing w:after="80" w:before="360"/>
       <w:outlineLvl w:val="0"/>
     </w:pPr>
     <w:rPr>
       <w:rFonts w:asciiTheme="majorHAnsi" w:cstheme="majorBidi" w:eastAsiaTheme="majorEastAsia" w:hAnsiTheme="majorHAnsi"/>
-      <w:b/>
-      <w:bCs/>
-      <w:color w:themeColor="accent1" w:val="4F81BD"/>
-      <w:sz w:val="32"/>
-      <w:szCs w:val="32"/>
+      <w:color w:themeColor="accent1" w:themeShade="BF" w:val="0F4761"/>
+      <w:sz w:val="40"/>
+      <w:szCs w:val="40"/>
     </w:rPr>
   </w:style>
   <w:style w:styleId="Heading2" w:type="paragraph">
-    <w:name w:val="Heading 2"/>
+    <w:name w:val="heading 2"/>
     <w:basedOn w:val="Normal"/>
     <w:next w:val="BodyText"/>
+    <w:link w:val="Heading2Char"/>
     <w:uiPriority w:val="9"/>
+    <w:semiHidden/>
     <w:unhideWhenUsed/>
     <w:qFormat/>
+    <w:rsid w:val="00A10FD9"/>
     <w:pPr>
       <w:keepNext/>
       <w:keepLines/>
-      <w:spacing w:after="0" w:before="200"/>
+      <w:spacing w:after="80" w:before="160"/>
       <w:outlineLvl w:val="1"/>
     </w:pPr>
     <w:rPr>
       <w:rFonts w:asciiTheme="majorHAnsi" w:cstheme="majorBidi" w:eastAsiaTheme="majorEastAsia" w:hAnsiTheme="majorHAnsi"/>
-      <w:b/>
-      <w:bCs/>
-      <w:color w:themeColor="accent1" w:val="4F81BD"/>
-      <w:sz w:val="28"/>
-      <w:szCs w:val="28"/>
+      <w:color w:themeColor="accent1" w:themeShade="BF" w:val="0F4761"/>
+      <w:sz w:val="32"/>
+      <w:szCs w:val="32"/>
     </w:rPr>
   </w:style>
   <w:style w:styleId="Heading3" w:type="paragraph">
-    <w:name w:val="Heading 3"/>
+    <w:name w:val="heading 3"/>
     <w:basedOn w:val="Normal"/>
     <w:next w:val="BodyText"/>
+    <w:link w:val="Heading3Char"/>
     <w:uiPriority w:val="9"/>
+    <w:semiHidden/>
     <w:unhideWhenUsed/>
     <w:qFormat/>
+    <w:rsid w:val="00A10FD9"/>
     <w:pPr>
       <w:keepNext/>
       <w:keepLines/>
-      <w:spacing w:after="0" w:before="200"/>
+      <w:spacing w:after="80" w:before="160"/>
       <w:outlineLvl w:val="2"/>
     </w:pPr>
     <w:rPr>
-      <w:rFonts w:asciiTheme="majorHAnsi" w:cstheme="majorBidi" w:eastAsiaTheme="majorEastAsia" w:hAnsiTheme="majorHAnsi"/>
-      <w:b/>
-      <w:bCs/>
-      <w:color w:themeColor="accent1" w:val="4F81BD"/>
-      <w:sz w:val="24"/>
-      <w:szCs w:val="24"/>
+      <w:rFonts w:cstheme="majorBidi" w:eastAsiaTheme="majorEastAsia"/>
+      <w:color w:themeColor="accent1" w:themeShade="BF" w:val="0F4761"/>
+      <w:sz w:val="28"/>
+      <w:szCs w:val="28"/>
     </w:rPr>
   </w:style>
   <w:style w:styleId="Heading4" w:type="paragraph">
-    <w:name w:val="Heading 4"/>
+    <w:name w:val="heading 4"/>
     <w:basedOn w:val="Normal"/>
     <w:next w:val="BodyText"/>
+    <w:link w:val="Heading4Char"/>
     <w:uiPriority w:val="9"/>
+    <w:semiHidden/>
     <w:unhideWhenUsed/>
     <w:qFormat/>
+    <w:rsid w:val="00A10FD9"/>
     <w:pPr>
       <w:keepNext/>
       <w:keepLines/>
-      <w:spacing w:after="0" w:before="200"/>
+      <w:spacing w:after="40" w:before="80"/>
       <w:outlineLvl w:val="3"/>
     </w:pPr>
     <w:rPr>
-      <w:rFonts w:asciiTheme="majorHAnsi" w:cstheme="majorBidi" w:eastAsiaTheme="majorEastAsia" w:hAnsiTheme="majorHAnsi"/>
+      <w:rFonts w:cstheme="majorBidi" w:eastAsiaTheme="majorEastAsia"/>
       <w:i/>
-      <w:bCs/>
-      <w:color w:themeColor="accent1" w:val="4F81BD"/>
-      <w:sz w:val="24"/>
-      <w:szCs w:val="24"/>
+      <w:iCs/>
+      <w:color w:themeColor="accent1" w:themeShade="BF" w:val="0F4761"/>
     </w:rPr>
   </w:style>
   <w:style w:styleId="Heading5" w:type="paragraph">
-    <w:name w:val="Heading 5"/>
+    <w:name w:val="heading 5"/>
     <w:basedOn w:val="Normal"/>
     <w:next w:val="BodyText"/>
+    <w:link w:val="Heading5Char"/>
     <w:uiPriority w:val="9"/>
+    <w:semiHidden/>
     <w:unhideWhenUsed/>
     <w:qFormat/>
+    <w:rsid w:val="00A10FD9"/>
     <w:pPr>
       <w:keepNext/>
       <w:keepLines/>
-      <w:spacing w:after="0" w:before="200"/>
+      <w:spacing w:after="40" w:before="80"/>
       <w:outlineLvl w:val="4"/>
     </w:pPr>
     <w:rPr>
-      <w:rFonts w:asciiTheme="majorHAnsi" w:cstheme="majorBidi" w:eastAsiaTheme="majorEastAsia" w:hAnsiTheme="majorHAnsi"/>
-      <w:iCs/>
-      <w:color w:themeColor="accent1" w:val="4F81BD"/>
-      <w:sz w:val="24"/>
-      <w:szCs w:val="24"/>
+      <w:rFonts w:cstheme="majorBidi" w:eastAsiaTheme="majorEastAsia"/>
+      <w:color w:themeColor="accent1" w:themeShade="BF" w:val="0F4761"/>
     </w:rPr>
   </w:style>
   <w:style w:styleId="Heading6" w:type="paragraph">
-    <w:name w:val="Heading 6"/>
+    <w:name w:val="heading 6"/>
     <w:basedOn w:val="Normal"/>
     <w:next w:val="BodyText"/>
+    <w:link w:val="Heading6Char"/>
     <w:uiPriority w:val="9"/>
+    <w:semiHidden/>
     <w:unhideWhenUsed/>
     <w:qFormat/>
+    <w:rsid w:val="00A10FD9"/>
     <w:pPr>
       <w:keepNext/>
       <w:keepLines/>
-      <w:spacing w:after="0" w:before="200"/>
+      <w:spacing w:after="0" w:before="40"/>
       <w:outlineLvl w:val="5"/>
     </w:pPr>
     <w:rPr>
-      <w:rFonts w:asciiTheme="majorHAnsi" w:cstheme="majorBidi" w:eastAsiaTheme="majorEastAsia" w:hAnsiTheme="majorHAnsi"/>
-      <w:color w:themeColor="accent1" w:val="4F81BD"/>
-      <w:sz w:val="24"/>
-      <w:szCs w:val="24"/>
+      <w:rFonts w:cstheme="majorBidi" w:eastAsiaTheme="majorEastAsia"/>
+      <w:i/>
+      <w:iCs/>
+      <w:color w:themeColor="text1" w:themeTint="A6" w:val="595959"/>
     </w:rPr>
   </w:style>
   <w:style w:styleId="Heading7" w:type="paragraph">
-    <w:name w:val="Heading 7"/>
+    <w:name w:val="heading 7"/>
     <w:basedOn w:val="Normal"/>
     <w:next w:val="BodyText"/>
+    <w:link w:val="Heading7Char"/>
     <w:uiPriority w:val="9"/>
+    <w:semiHidden/>
     <w:unhideWhenUsed/>
     <w:qFormat/>
+    <w:rsid w:val="00A10FD9"/>
     <w:pPr>
       <w:keepNext/>
       <w:keepLines/>
-      <w:spacing w:after="0" w:before="200"/>
+      <w:spacing w:after="0" w:before="40"/>
       <w:outlineLvl w:val="6"/>
     </w:pPr>
     <w:rPr>
-      <w:rFonts w:asciiTheme="majorHAnsi" w:cstheme="majorBidi" w:eastAsiaTheme="majorEastAsia" w:hAnsiTheme="majorHAnsi"/>
-      <w:color w:themeColor="accent1" w:val="4F81BD"/>
-      <w:sz w:val="24"/>
-      <w:szCs w:val="24"/>
+      <w:rFonts w:cstheme="majorBidi" w:eastAsiaTheme="majorEastAsia"/>
+      <w:color w:themeColor="text1" w:themeTint="A6" w:val="595959"/>
     </w:rPr>
   </w:style>
   <w:style w:styleId="Heading8" w:type="paragraph">
-    <w:name w:val="Heading 8"/>
+    <w:name w:val="heading 8"/>
     <w:basedOn w:val="Normal"/>
     <w:next w:val="BodyText"/>
+    <w:link w:val="Heading8Char"/>
     <w:uiPriority w:val="9"/>
+    <w:semiHidden/>
     <w:unhideWhenUsed/>
     <w:qFormat/>
+    <w:rsid w:val="00A10FD9"/>
     <w:pPr>
       <w:keepNext/>
       <w:keepLines/>
-      <w:spacing w:after="0" w:before="200"/>
+      <w:spacing w:after="0"/>
       <w:outlineLvl w:val="7"/>
     </w:pPr>
     <w:rPr>
-      <w:rFonts w:asciiTheme="majorHAnsi" w:cstheme="majorBidi" w:eastAsiaTheme="majorEastAsia" w:hAnsiTheme="majorHAnsi"/>
-      <w:color w:themeColor="accent1" w:val="4F81BD"/>
-      <w:sz w:val="24"/>
-      <w:szCs w:val="24"/>
+      <w:rFonts w:cstheme="majorBidi" w:eastAsiaTheme="majorEastAsia"/>
+      <w:i/>
+      <w:iCs/>
+      <w:color w:themeColor="text1" w:themeTint="D8" w:val="272727"/>
     </w:rPr>
   </w:style>
   <w:style w:styleId="Heading9" w:type="paragraph">
-    <w:name w:val="Heading 9"/>
+    <w:name w:val="heading 9"/>
     <w:basedOn w:val="Normal"/>
     <w:next w:val="BodyText"/>
+    <w:link w:val="Heading9Char"/>
     <w:uiPriority w:val="9"/>
+    <w:semiHidden/>
     <w:unhideWhenUsed/>
     <w:qFormat/>
+    <w:rsid w:val="00A10FD9"/>
     <w:pPr>
       <w:keepNext/>
       <w:keepLines/>
-      <w:spacing w:after="0" w:before="200"/>
+      <w:spacing w:after="0"/>
       <w:outlineLvl w:val="8"/>
     </w:pPr>
     <w:rPr>
+      <w:rFonts w:cstheme="majorBidi" w:eastAsiaTheme="majorEastAsia"/>
+      <w:color w:themeColor="text1" w:themeTint="D8" w:val="272727"/>
+    </w:rPr>
+  </w:style>
+  <w:style w:customStyle="1" w:styleId="Heading1Char" w:type="character">
+    <w:name w:val="Heading 1 Char"/>
+    <w:basedOn w:val="DefaultParagraphFont"/>
+    <w:link w:val="Heading1"/>
+    <w:uiPriority w:val="9"/>
+    <w:rsid w:val="00A10FD9"/>
+    <w:rPr>
       <w:rFonts w:asciiTheme="majorHAnsi" w:cstheme="majorBidi" w:eastAsiaTheme="majorEastAsia" w:hAnsiTheme="majorHAnsi"/>
-      <w:color w:themeColor="accent1" w:val="4F81BD"/>
-      <w:sz w:val="24"/>
-      <w:szCs w:val="24"/>
+      <w:color w:themeColor="accent1" w:themeShade="BF" w:val="0F4761"/>
+      <w:sz w:val="40"/>
+      <w:szCs w:val="40"/>
+    </w:rPr>
+  </w:style>
+  <w:style w:customStyle="1" w:styleId="Heading2Char" w:type="character">
+    <w:name w:val="Heading 2 Char"/>
+    <w:basedOn w:val="DefaultParagraphFont"/>
+    <w:link w:val="Heading2"/>
+    <w:uiPriority w:val="9"/>
+    <w:semiHidden/>
+    <w:rsid w:val="00A10FD9"/>
+    <w:rPr>
+      <w:rFonts w:asciiTheme="majorHAnsi" w:cstheme="majorBidi" w:eastAsiaTheme="majorEastAsia" w:hAnsiTheme="majorHAnsi"/>
+      <w:color w:themeColor="accent1" w:themeShade="BF" w:val="0F4761"/>
+      <w:sz w:val="32"/>
+      <w:szCs w:val="32"/>
+    </w:rPr>
+  </w:style>
+  <w:style w:customStyle="1" w:styleId="Heading3Char" w:type="character">
+    <w:name w:val="Heading 3 Char"/>
+    <w:basedOn w:val="DefaultParagraphFont"/>
+    <w:link w:val="Heading3"/>
+    <w:uiPriority w:val="9"/>
+    <w:semiHidden/>
+    <w:rsid w:val="00A10FD9"/>
+    <w:rPr>
+      <w:rFonts w:cstheme="majorBidi" w:eastAsiaTheme="majorEastAsia"/>
+      <w:color w:themeColor="accent1" w:themeShade="BF" w:val="0F4761"/>
+      <w:sz w:val="28"/>
+      <w:szCs w:val="28"/>
+    </w:rPr>
+  </w:style>
+  <w:style w:customStyle="1" w:styleId="Heading4Char" w:type="character">
+    <w:name w:val="Heading 4 Char"/>
+    <w:basedOn w:val="DefaultParagraphFont"/>
+    <w:link w:val="Heading4"/>
+    <w:uiPriority w:val="9"/>
+    <w:semiHidden/>
+    <w:rsid w:val="00A10FD9"/>
+    <w:rPr>
+      <w:rFonts w:cstheme="majorBidi" w:eastAsiaTheme="majorEastAsia"/>
+      <w:i/>
+      <w:iCs/>
+      <w:color w:themeColor="accent1" w:themeShade="BF" w:val="0F4761"/>
+    </w:rPr>
+  </w:style>
+  <w:style w:customStyle="1" w:styleId="Heading5Char" w:type="character">
+    <w:name w:val="Heading 5 Char"/>
+    <w:basedOn w:val="DefaultParagraphFont"/>
+    <w:link w:val="Heading5"/>
+    <w:uiPriority w:val="9"/>
+    <w:semiHidden/>
+    <w:rsid w:val="00A10FD9"/>
+    <w:rPr>
+      <w:rFonts w:cstheme="majorBidi" w:eastAsiaTheme="majorEastAsia"/>
+      <w:color w:themeColor="accent1" w:themeShade="BF" w:val="0F4761"/>
+    </w:rPr>
+  </w:style>
+  <w:style w:customStyle="1" w:styleId="Heading6Char" w:type="character">
+    <w:name w:val="Heading 6 Char"/>
+    <w:basedOn w:val="DefaultParagraphFont"/>
+    <w:link w:val="Heading6"/>
+    <w:uiPriority w:val="9"/>
+    <w:semiHidden/>
+    <w:rsid w:val="00A10FD9"/>
+    <w:rPr>
+      <w:rFonts w:cstheme="majorBidi" w:eastAsiaTheme="majorEastAsia"/>
+      <w:i/>
+      <w:iCs/>
+      <w:color w:themeColor="text1" w:themeTint="A6" w:val="595959"/>
+    </w:rPr>
+  </w:style>
+  <w:style w:customStyle="1" w:styleId="Heading7Char" w:type="character">
+    <w:name w:val="Heading 7 Char"/>
+    <w:basedOn w:val="DefaultParagraphFont"/>
+    <w:link w:val="Heading7"/>
+    <w:uiPriority w:val="9"/>
+    <w:semiHidden/>
+    <w:rsid w:val="00A10FD9"/>
+    <w:rPr>
+      <w:rFonts w:cstheme="majorBidi" w:eastAsiaTheme="majorEastAsia"/>
+      <w:color w:themeColor="text1" w:themeTint="A6" w:val="595959"/>
+    </w:rPr>
+  </w:style>
+  <w:style w:customStyle="1" w:styleId="Heading8Char" w:type="character">
+    <w:name w:val="Heading 8 Char"/>
+    <w:basedOn w:val="DefaultParagraphFont"/>
+    <w:link w:val="Heading8"/>
+    <w:uiPriority w:val="9"/>
+    <w:semiHidden/>
+    <w:rsid w:val="00A10FD9"/>
+    <w:rPr>
+      <w:rFonts w:cstheme="majorBidi" w:eastAsiaTheme="majorEastAsia"/>
+      <w:i/>
+      <w:iCs/>
+      <w:color w:themeColor="text1" w:themeTint="D8" w:val="272727"/>
+    </w:rPr>
+  </w:style>
+  <w:style w:customStyle="1" w:styleId="Heading9Char" w:type="character">
+    <w:name w:val="Heading 9 Char"/>
+    <w:basedOn w:val="DefaultParagraphFont"/>
+    <w:link w:val="Heading9"/>
+    <w:uiPriority w:val="9"/>
+    <w:semiHidden/>
+    <w:rsid w:val="00A10FD9"/>
+    <w:rPr>
+      <w:rFonts w:cstheme="majorBidi" w:eastAsiaTheme="majorEastAsia"/>
+      <w:color w:themeColor="text1" w:themeTint="D8" w:val="272727"/>
     </w:rPr>
   </w:style>
   <w:style w:styleId="BlockText" w:type="paragraph">
@@ -2304,6 +2358,18 @@
     <w:uiPriority w:val="9"/>
     <w:unhideWhenUsed/>
     <w:qFormat/>
+  </w:style>
+  <w:style w:styleId="FootnoteBlockText" w:type="paragraph">
+    <w:name w:val="Footnote Block Text"/>
+    <w:basedOn w:val="FootnoteText"/>
+    <w:next w:val="FootnoteText"/>
+    <w:uiPriority w:val="9"/>
+    <w:unhideWhenUsed/>
+    <w:qFormat/>
+    <w:pPr>
+      <w:spacing w:after="100" w:before="100"/>
+      <w:ind w:firstLine="0" w:left="480" w:right="480"/>
+    </w:pPr>
   </w:style>
   <w:style w:default="1" w:styleId="DefaultParagraphFont" w:type="character">
     <w:name w:val="Default Paragraph Font"/>
@@ -2326,18 +2392,11 @@
       </w:tblCellMar>
     </w:tblPr>
     <w:tblStylePr w:type="firstRow">
-      <w:tblPr>
-        <w:jc w:val="left"/>
-        <w:tblInd w:type="dxa" w:w="0"/>
-      </w:tblPr>
-      <w:trPr>
-        <w:jc w:val="left"/>
-      </w:trPr>
       <w:tcPr>
-        <w:vAlign w:val="bottom"/>
         <w:tcBorders>
           <w:bottom w:val="single"/>
         </w:tcBorders>
+        <w:vAlign w:val="bottom"/>
       </w:tcPr>
     </w:tblStylePr>
   </w:style>
@@ -2452,8 +2511,8 @@
     <w:name w:val="KeywordTok"/>
     <w:basedOn w:val="VerbatimChar"/>
     <w:rPr>
+      <w:b/>
       <w:color w:val="007020"/>
-      <w:b/>
     </w:rPr>
   </w:style>
   <w:style w:type="character" w:customStyle="1" w:styleId="DataTypeTok">
@@ -2530,42 +2589,42 @@
     <w:name w:val="ImportTok"/>
     <w:basedOn w:val="VerbatimChar"/>
     <w:rPr>
+      <w:b/>
       <w:color w:val="008000"/>
-      <w:b/>
     </w:rPr>
   </w:style>
   <w:style w:type="character" w:customStyle="1" w:styleId="CommentTok">
     <w:name w:val="CommentTok"/>
     <w:basedOn w:val="VerbatimChar"/>
     <w:rPr>
+      <w:i/>
       <w:color w:val="60a0b0"/>
-      <w:i/>
     </w:rPr>
   </w:style>
   <w:style w:type="character" w:customStyle="1" w:styleId="DocumentationTok">
     <w:name w:val="DocumentationTok"/>
     <w:basedOn w:val="VerbatimChar"/>
     <w:rPr>
+      <w:i/>
       <w:color w:val="ba2121"/>
-      <w:i/>
     </w:rPr>
   </w:style>
   <w:style w:type="character" w:customStyle="1" w:styleId="AnnotationTok">
     <w:name w:val="AnnotationTok"/>
     <w:basedOn w:val="VerbatimChar"/>
     <w:rPr>
-      <w:color w:val="60a0b0"/>
       <w:b/>
       <w:i/>
+      <w:color w:val="60a0b0"/>
     </w:rPr>
   </w:style>
   <w:style w:type="character" w:customStyle="1" w:styleId="CommentVarTok">
     <w:name w:val="CommentVarTok"/>
     <w:basedOn w:val="VerbatimChar"/>
     <w:rPr>
-      <w:color w:val="60a0b0"/>
       <w:b/>
       <w:i/>
+      <w:color w:val="60a0b0"/>
     </w:rPr>
   </w:style>
   <w:style w:type="character" w:customStyle="1" w:styleId="OtherTok">
@@ -2593,8 +2652,8 @@
     <w:name w:val="ControlFlowTok"/>
     <w:basedOn w:val="VerbatimChar"/>
     <w:rPr>
+      <w:b/>
       <w:color w:val="007020"/>
-      <w:b/>
     </w:rPr>
   </w:style>
   <w:style w:type="character" w:customStyle="1" w:styleId="OperatorTok">
@@ -2639,34 +2698,34 @@
     <w:name w:val="InformationTok"/>
     <w:basedOn w:val="VerbatimChar"/>
     <w:rPr>
-      <w:color w:val="60a0b0"/>
       <w:b/>
       <w:i/>
+      <w:color w:val="60a0b0"/>
     </w:rPr>
   </w:style>
   <w:style w:type="character" w:customStyle="1" w:styleId="WarningTok">
     <w:name w:val="WarningTok"/>
     <w:basedOn w:val="VerbatimChar"/>
     <w:rPr>
-      <w:color w:val="60a0b0"/>
       <w:b/>
       <w:i/>
+      <w:color w:val="60a0b0"/>
     </w:rPr>
   </w:style>
   <w:style w:type="character" w:customStyle="1" w:styleId="AlertTok">
     <w:name w:val="AlertTok"/>
     <w:basedOn w:val="VerbatimChar"/>
     <w:rPr>
+      <w:b/>
       <w:color w:val="ff0000"/>
-      <w:b/>
     </w:rPr>
   </w:style>
   <w:style w:type="character" w:customStyle="1" w:styleId="ErrorTok">
     <w:name w:val="ErrorTok"/>
     <w:basedOn w:val="VerbatimChar"/>
     <w:rPr>
+      <w:b/>
       <w:color w:val="ff0000"/>
-      <w:b/>
     </w:rPr>
   </w:style>
   <w:style w:type="character" w:customStyle="1" w:styleId="NormalTok">
@@ -2688,44 +2747,44 @@
         <a:sysClr val="window" lastClr="FFFFFF"/>
       </a:lt1>
       <a:dk2>
-        <a:srgbClr val="1F497D"/>
+        <a:srgbClr val="0E2841"/>
       </a:dk2>
       <a:lt2>
-        <a:srgbClr val="EEECE1"/>
+        <a:srgbClr val="E8E8E8"/>
       </a:lt2>
       <a:accent1>
-        <a:srgbClr val="4F81BD"/>
+        <a:srgbClr val="156082"/>
       </a:accent1>
       <a:accent2>
-        <a:srgbClr val="C0504D"/>
+        <a:srgbClr val="E97132"/>
       </a:accent2>
       <a:accent3>
-        <a:srgbClr val="9BBB59"/>
+        <a:srgbClr val="196B24"/>
       </a:accent3>
       <a:accent4>
-        <a:srgbClr val="8064A2"/>
+        <a:srgbClr val="0F9ED5"/>
       </a:accent4>
       <a:accent5>
-        <a:srgbClr val="4BACC6"/>
+        <a:srgbClr val="A02B93"/>
       </a:accent5>
       <a:accent6>
-        <a:srgbClr val="F79646"/>
+        <a:srgbClr val="4EA72E"/>
       </a:accent6>
       <a:hlink>
-        <a:srgbClr val="0000FF"/>
+        <a:srgbClr val="467886"/>
       </a:hlink>
       <a:folHlink>
-        <a:srgbClr val="800080"/>
+        <a:srgbClr val="96607D"/>
       </a:folHlink>
     </a:clrScheme>
     <a:fontScheme name="Office">
       <a:majorFont>
-        <a:latin typeface="Calibri"/>
+        <a:latin typeface="Aptos Display" panose="02110004020202020204"/>
         <a:ea typeface=""/>
         <a:cs typeface=""/>
-        <a:font script="Jpan" typeface="ＭＳ ゴシック"/>
+        <a:font script="Jpan" typeface="游ゴシック Light"/>
         <a:font script="Hang" typeface="맑은 고딕"/>
-        <a:font script="Hans" typeface="宋体"/>
+        <a:font script="Hans" typeface="等线 Light"/>
         <a:font script="Hant" typeface="新細明體"/>
         <a:font script="Arab" typeface="Times New Roman"/>
         <a:font script="Hebr" typeface="Times New Roman"/>
@@ -2752,14 +2811,32 @@
         <a:font script="Mong" typeface="Mongolian Baiti"/>
         <a:font script="Viet" typeface="Times New Roman"/>
         <a:font script="Uigh" typeface="Microsoft Uighur"/>
+        <a:font script="Geor" typeface="Sylfaen"/>
+        <a:font script="Armn" typeface="Arial"/>
+        <a:font script="Bugi" typeface="Leelawadee UI"/>
+        <a:font script="Bopo" typeface="Microsoft JhengHei"/>
+        <a:font script="Java" typeface="Javanese Text"/>
+        <a:font script="Lisu" typeface="Segoe UI"/>
+        <a:font script="Mymr" typeface="Myanmar Text"/>
+        <a:font script="Nkoo" typeface="Ebrima"/>
+        <a:font script="Olck" typeface="Nirmala UI"/>
+        <a:font script="Osma" typeface="Ebrima"/>
+        <a:font script="Phag" typeface="Phagspa"/>
+        <a:font script="Syrn" typeface="Estrangelo Edessa"/>
+        <a:font script="Syrj" typeface="Estrangelo Edessa"/>
+        <a:font script="Syre" typeface="Estrangelo Edessa"/>
+        <a:font script="Sora" typeface="Nirmala UI"/>
+        <a:font script="Tale" typeface="Microsoft Tai Le"/>
+        <a:font script="Talu" typeface="Microsoft New Tai Lue"/>
+        <a:font script="Tfng" typeface="Ebrima"/>
       </a:majorFont>
       <a:minorFont>
-        <a:latin typeface="Cambria"/>
+        <a:latin typeface="Aptos" panose="02110004020202020204"/>
         <a:ea typeface=""/>
         <a:cs typeface=""/>
-        <a:font script="Jpan" typeface="ＭＳ 明朝"/>
+        <a:font script="Jpan" typeface="游明朝"/>
         <a:font script="Hang" typeface="맑은 고딕"/>
-        <a:font script="Hans" typeface="宋体"/>
+        <a:font script="Hans" typeface="等线"/>
         <a:font script="Hant" typeface="新細明體"/>
         <a:font script="Arab" typeface="Arial"/>
         <a:font script="Hebr" typeface="Arial"/>
@@ -2786,6 +2863,24 @@
         <a:font script="Mong" typeface="Mongolian Baiti"/>
         <a:font script="Viet" typeface="Arial"/>
         <a:font script="Uigh" typeface="Microsoft Uighur"/>
+        <a:font script="Geor" typeface="Sylfaen"/>
+        <a:font script="Armn" typeface="Arial"/>
+        <a:font script="Bugi" typeface="Leelawadee UI"/>
+        <a:font script="Bopo" typeface="Microsoft JhengHei"/>
+        <a:font script="Java" typeface="Javanese Text"/>
+        <a:font script="Lisu" typeface="Segoe UI"/>
+        <a:font script="Mymr" typeface="Myanmar Text"/>
+        <a:font script="Nkoo" typeface="Ebrima"/>
+        <a:font script="Olck" typeface="Nirmala UI"/>
+        <a:font script="Osma" typeface="Ebrima"/>
+        <a:font script="Phag" typeface="Phagspa"/>
+        <a:font script="Syrn" typeface="Estrangelo Edessa"/>
+        <a:font script="Syrj" typeface="Estrangelo Edessa"/>
+        <a:font script="Syre" typeface="Estrangelo Edessa"/>
+        <a:font script="Sora" typeface="Nirmala UI"/>
+        <a:font script="Tale" typeface="Microsoft Tai Le"/>
+        <a:font script="Talu" typeface="Microsoft New Tai Lue"/>
+        <a:font script="Tfng" typeface="Ebrima"/>
       </a:minorFont>
     </a:fontScheme>
     <a:fmtScheme name="Office">
@@ -2797,200 +2892,141 @@
           <a:gsLst>
             <a:gs pos="0">
               <a:schemeClr val="phClr">
-                <a:tint val="50000"/>
-                <a:satMod val="300000"/>
+                <a:lumMod val="110000"/>
+                <a:satMod val="105000"/>
+                <a:tint val="67000"/>
               </a:schemeClr>
             </a:gs>
-            <a:gs pos="35000">
+            <a:gs pos="50000">
               <a:schemeClr val="phClr">
-                <a:tint val="37000"/>
-                <a:satMod val="300000"/>
+                <a:lumMod val="105000"/>
+                <a:satMod val="103000"/>
+                <a:tint val="73000"/>
               </a:schemeClr>
             </a:gs>
             <a:gs pos="100000">
               <a:schemeClr val="phClr">
-                <a:tint val="15000"/>
-                <a:satMod val="350000"/>
+                <a:lumMod val="105000"/>
+                <a:satMod val="109000"/>
+                <a:tint val="81000"/>
               </a:schemeClr>
             </a:gs>
           </a:gsLst>
-          <a:lin ang="16200000" scaled="1"/>
+          <a:lin ang="5400000" scaled="0"/>
         </a:gradFill>
         <a:gradFill rotWithShape="1">
           <a:gsLst>
             <a:gs pos="0">
               <a:schemeClr val="phClr">
-                <a:tint val="100000"/>
+                <a:satMod val="103000"/>
+                <a:lumMod val="102000"/>
+                <a:tint val="94000"/>
+              </a:schemeClr>
+            </a:gs>
+            <a:gs pos="50000">
+              <a:schemeClr val="phClr">
+                <a:satMod val="110000"/>
+                <a:lumMod val="100000"/>
                 <a:shade val="100000"/>
-                <a:satMod val="130000"/>
               </a:schemeClr>
             </a:gs>
             <a:gs pos="100000">
               <a:schemeClr val="phClr">
-                <a:tint val="50000"/>
-                <a:shade val="100000"/>
-                <a:satMod val="350000"/>
+                <a:lumMod val="99000"/>
+                <a:satMod val="120000"/>
+                <a:shade val="78000"/>
               </a:schemeClr>
             </a:gs>
           </a:gsLst>
-          <a:lin ang="16200000" scaled="0"/>
+          <a:lin ang="5400000" scaled="0"/>
         </a:gradFill>
       </a:fillStyleLst>
       <a:lnStyleLst>
-        <a:ln w="9525" cap="flat" cmpd="sng" algn="ctr">
-          <a:solidFill>
-            <a:schemeClr val="phClr">
-              <a:shade val="95000"/>
-              <a:satMod val="105000"/>
-            </a:schemeClr>
-          </a:solidFill>
-          <a:prstDash val="solid"/>
-        </a:ln>
-        <a:ln w="25400" cap="flat" cmpd="sng" algn="ctr">
+        <a:ln w="6350" cap="flat" cmpd="sng" algn="ctr">
           <a:solidFill>
             <a:schemeClr val="phClr"/>
           </a:solidFill>
           <a:prstDash val="solid"/>
+          <a:miter lim="800000"/>
         </a:ln>
-        <a:ln w="38100" cap="flat" cmpd="sng" algn="ctr">
+        <a:ln w="12700" cap="flat" cmpd="sng" algn="ctr">
           <a:solidFill>
             <a:schemeClr val="phClr"/>
           </a:solidFill>
           <a:prstDash val="solid"/>
+          <a:miter lim="800000"/>
+        </a:ln>
+        <a:ln w="19050" cap="flat" cmpd="sng" algn="ctr">
+          <a:solidFill>
+            <a:schemeClr val="phClr"/>
+          </a:solidFill>
+          <a:prstDash val="solid"/>
+          <a:miter lim="800000"/>
         </a:ln>
       </a:lnStyleLst>
       <a:effectStyleLst>
         <a:effectStyle>
+          <a:effectLst/>
+        </a:effectStyle>
+        <a:effectStyle>
+          <a:effectLst/>
+        </a:effectStyle>
+        <a:effectStyle>
           <a:effectLst>
-            <a:outerShdw blurRad="40000" dist="20000" dir="5400000" rotWithShape="0">
+            <a:outerShdw blurRad="57150" dist="19050" dir="5400000" algn="ctr" rotWithShape="0">
               <a:srgbClr val="000000">
-                <a:alpha val="38000"/>
+                <a:alpha val="63000"/>
               </a:srgbClr>
             </a:outerShdw>
           </a:effectLst>
-        </a:effectStyle>
-        <a:effectStyle>
-          <a:effectLst>
-            <a:outerShdw blurRad="40000" dist="23000" dir="5400000" rotWithShape="0">
-              <a:srgbClr val="000000">
-                <a:alpha val="35000"/>
-              </a:srgbClr>
-            </a:outerShdw>
-          </a:effectLst>
-        </a:effectStyle>
-        <a:effectStyle>
-          <a:effectLst>
-            <a:outerShdw blurRad="40000" dist="23000" dir="5400000" rotWithShape="0">
-              <a:srgbClr val="000000">
-                <a:alpha val="35000"/>
-              </a:srgbClr>
-            </a:outerShdw>
-          </a:effectLst>
-          <a:scene3d>
-            <a:camera prst="orthographicFront">
-              <a:rot lat="0" lon="0" rev="0"/>
-            </a:camera>
-            <a:lightRig rig="threePt" dir="t">
-              <a:rot lat="0" lon="0" rev="1200000"/>
-            </a:lightRig>
-          </a:scene3d>
-          <a:sp3d>
-            <a:bevelT w="63500" h="25400"/>
-          </a:sp3d>
         </a:effectStyle>
       </a:effectStyleLst>
       <a:bgFillStyleLst>
         <a:solidFill>
           <a:schemeClr val="phClr"/>
         </a:solidFill>
+        <a:solidFill>
+          <a:schemeClr val="phClr">
+            <a:tint val="95000"/>
+            <a:satMod val="170000"/>
+          </a:schemeClr>
+        </a:solidFill>
         <a:gradFill rotWithShape="1">
           <a:gsLst>
             <a:gs pos="0">
               <a:schemeClr val="phClr">
-                <a:tint val="40000"/>
-                <a:satMod val="350000"/>
+                <a:tint val="93000"/>
+                <a:satMod val="150000"/>
+                <a:shade val="98000"/>
+                <a:lumMod val="102000"/>
               </a:schemeClr>
             </a:gs>
-            <a:gs pos="40000">
+            <a:gs pos="50000">
               <a:schemeClr val="phClr">
-                <a:tint val="45000"/>
-                <a:shade val="99000"/>
-                <a:satMod val="350000"/>
+                <a:tint val="98000"/>
+                <a:satMod val="130000"/>
+                <a:shade val="90000"/>
+                <a:lumMod val="103000"/>
               </a:schemeClr>
             </a:gs>
             <a:gs pos="100000">
               <a:schemeClr val="phClr">
-                <a:shade val="20000"/>
-                <a:satMod val="255000"/>
+                <a:shade val="63000"/>
+                <a:satMod val="120000"/>
               </a:schemeClr>
             </a:gs>
           </a:gsLst>
-          <a:path path="circle">
-            <a:fillToRect l="50000" t="-80000" r="50000" b="180000"/>
-          </a:path>
-        </a:gradFill>
-        <a:gradFill rotWithShape="1">
-          <a:gsLst>
-            <a:gs pos="0">
-              <a:schemeClr val="phClr">
-                <a:tint val="80000"/>
-                <a:satMod val="300000"/>
-              </a:schemeClr>
-            </a:gs>
-            <a:gs pos="100000">
-              <a:schemeClr val="phClr">
-                <a:shade val="30000"/>
-                <a:satMod val="200000"/>
-              </a:schemeClr>
-            </a:gs>
-          </a:gsLst>
-          <a:path path="circle">
-            <a:fillToRect l="50000" t="50000" r="50000" b="50000"/>
-          </a:path>
+          <a:lin ang="5400000" scaled="0"/>
         </a:gradFill>
       </a:bgFillStyleLst>
     </a:fmtScheme>
   </a:themeElements>
-  <a:objectDefaults>
-    <a:spDef>
-      <a:spPr/>
-      <a:bodyPr/>
-      <a:lstStyle/>
-      <a:style>
-        <a:lnRef idx="1">
-          <a:schemeClr val="accent1"/>
-        </a:lnRef>
-        <a:fillRef idx="3">
-          <a:schemeClr val="accent1"/>
-        </a:fillRef>
-        <a:effectRef idx="2">
-          <a:schemeClr val="accent1"/>
-        </a:effectRef>
-        <a:fontRef idx="minor">
-          <a:schemeClr val="lt1"/>
-        </a:fontRef>
-      </a:style>
-    </a:spDef>
-    <a:lnDef>
-      <a:spPr/>
-      <a:bodyPr/>
-      <a:lstStyle/>
-      <a:style>
-        <a:lnRef idx="2">
-          <a:schemeClr val="accent1"/>
-        </a:lnRef>
-        <a:fillRef idx="0">
-          <a:schemeClr val="accent1"/>
-        </a:fillRef>
-        <a:effectRef idx="1">
-          <a:schemeClr val="accent1"/>
-        </a:effectRef>
-        <a:fontRef idx="minor">
-          <a:schemeClr val="tx1"/>
-        </a:fontRef>
-      </a:style>
-    </a:lnDef>
-  </a:objectDefaults>
+  <a:objectDefaults/>
   <a:extraClrSchemeLst/>
+  <a:extLst>
+    <a:ext uri="{05A4C25C-085E-4340-85A3-A5531E510DB2}">
+      <thm15:themeFamily xmlns:thm15="http://schemas.microsoft.com/office/thememl/2012/main" name="Office Theme" id="{2E142A2C-CD16-42D6-873A-C26D2A0506FA}" vid="{1BDDFF52-6CD6-40A5-AB3C-68EB2F1E4D0A}"/>
+    </a:ext>
+  </a:extLst>
 </a:theme>
 </file>
--- a/visa_appendices/docx/UKES_Submission_Cover_Email.docx
+++ b/visa_appendices/docx/UKES_Submission_Cover_Email.docx
@@ -621,7 +621,7 @@
               <w:pStyle w:val="Compact"/>
             </w:pPr>
             <w:r>
-              <w:t xml:space="preserve">Pitch Deck (12 slides)</w:t>
+              <w:t xml:space="preserve">Pitch Deck (13 slides)</w:t>
             </w:r>
           </w:p>
         </w:tc>
@@ -1127,7 +1127,7 @@
               <w:pStyle w:val="Compact"/>
             </w:pPr>
             <w:r>
-              <w:t xml:space="preserve">Job descriptions (first 4 hires)</w:t>
+              <w:t xml:space="preserve">Job description (the plan’s one funded hire, Year 3)</w:t>
             </w:r>
           </w:p>
         </w:tc>

--- a/visa_appendices/docx/UKES_Submission_Cover_Email.docx
+++ b/visa_appendices/docx/UKES_Submission_Cover_Email.docx
@@ -2,14 +2,6 @@
 <file path=word/document.xml><?xml version="1.0" encoding="utf-8"?>
 <w:document xmlns:w="http://schemas.openxmlformats.org/wordprocessingml/2006/main" xmlns:m="http://schemas.openxmlformats.org/officeDocument/2006/math" xmlns:r="http://schemas.openxmlformats.org/officeDocument/2006/relationships" xmlns:o="urn:schemas-microsoft-com:office:office" xmlns:v="urn:schemas-microsoft-com:vml" xmlns:w10="urn:schemas-microsoft-com:office:word" xmlns:a="http://schemas.openxmlformats.org/drawingml/2006/main" xmlns:pic="http://schemas.openxmlformats.org/drawingml/2006/picture" xmlns:wp="http://schemas.openxmlformats.org/drawingml/2006/wordprocessingDrawing">
   <w:body>
-    <w:p>
-      <w:pPr>
-        <w:pStyle w:val="Title"/>
-      </w:pPr>
-      <w:r>
-        <w:t xml:space="preserve">UKES_Submission_Cover_Email</w:t>
-      </w:r>
-    </w:p>
     <w:bookmarkStart w:id="16" w:name="ukes-submission-cover-email"/>
     <w:p>
       <w:pPr>
@@ -430,7 +422,7 @@
         <w:t xml:space="preserve"> </w:t>
       </w:r>
       <w:r>
-        <w:t xml:space="preserve">Three-year UK revenue forecast £0.6k → £16k → £48k, deliberately conservative and self-funded, growing from 2 unpaid founders to 3 people (c.2.5 FTE) by Year 3 — no external funding round is assumed to enable this growth. University pricing is a simple</w:t>
+        <w:t xml:space="preserve">Three-year UK revenue forecast £0.6k → £16k → £48k, deliberately conservative and self-funded, growing from 2 unpaid founders to 3 people (c.2.5 FTE) by Year 3 in the base case — no external funding round is assumed to enable this growth. Job-creation target: 7 people (5 full-time hires, average salary £25,000/year, each sustained at least 12 months) once institutional revenue scales after pilot conversion, funded entirely from that revenue and meeting the Innovator Founder settlement job-creation criterion. University pricing is a simple</w:t>
       </w:r>
       <w:r>
         <w:t xml:space="preserve"> </w:t>
@@ -1127,7 +1119,7 @@
               <w:pStyle w:val="Compact"/>
             </w:pPr>
             <w:r>
-              <w:t xml:space="preserve">Job description (the plan’s one funded hire, Year 3)</w:t>
+              <w:t xml:space="preserve">Job description (base-case hire) plus the plan’s five-hire job-creation target, Year 3</w:t>
             </w:r>
           </w:p>
         </w:tc>

--- a/visa_appendices/docx/UKES_Submission_Cover_Email.docx
+++ b/visa_appendices/docx/UKES_Submission_Cover_Email.docx
@@ -651,7 +651,7 @@
               <w:pStyle w:val="Compact"/>
             </w:pPr>
             <w:r>
-              <w:t xml:space="preserve">Financial Model (13-sheet Excel workbook, self-funded 3-year model)</w:t>
+              <w:t xml:space="preserve">Financial Model (14-sheet Excel workbook, self-funded 3-year model plus illustrative job-creation upside case)</w:t>
             </w:r>
           </w:p>
         </w:tc>

--- a/visa_appendices/docx/UKES_Submission_Cover_Email.docx
+++ b/visa_appendices/docx/UKES_Submission_Cover_Email.docx
@@ -575,7 +575,7 @@
               <w:pStyle w:val="Compact"/>
             </w:pPr>
             <w:r>
-              <w:t xml:space="preserve">Decision-Maker Brief (15-page short-track companion)</w:t>
+              <w:t xml:space="preserve">Decision-Maker Brief (17-page short-track companion)</w:t>
             </w:r>
           </w:p>
         </w:tc>

--- a/visa_appendices/docx/UKES_Submission_Cover_Email.docx
+++ b/visa_appendices/docx/UKES_Submission_Cover_Email.docx
@@ -401,7 +401,7 @@
         <w:t xml:space="preserve"> </w:t>
       </w:r>
       <w:r>
-        <w:t xml:space="preserve">as a target only. The 3-year plan is entirely self-funded: £6,000 of founder capital plus revenue, with no institutional revenue assumed in Year 1 and no pre-seed, seed or other external investment assumed anywhere. Cash flow remains positive every single month of Year 1 on that basis alone, supported by £31,000 of in-kind benefits from the NatWest Accelerator (London) in Year 1.</w:t>
+        <w:t xml:space="preserve">as a target only. The 3-year plan is entirely self-funded: £6,000 of founder capital plus revenue, with no institutional revenue assumed in Year 1 and no pre-seed, seed or other external investment assumed anywhere. Cash flow remains positive every single month of Year 1 on that basis alone, supported by £31,100 of in-kind benefits from the NatWest Accelerator (London) in Year 1.</w:t>
       </w:r>
     </w:p>
     <w:p>

--- a/visa_appendices/docx/UKES_Submission_Cover_Email.docx
+++ b/visa_appendices/docx/UKES_Submission_Cover_Email.docx
@@ -258,7 +258,7 @@
         <w:t xml:space="preserve"> </w:t>
       </w:r>
       <w:r>
-        <w:t xml:space="preserve">15 June 2026 (incorporation)</w:t>
+        <w:t xml:space="preserve">18 August 2026 (incorporation, Company No. 17405964)</w:t>
       </w:r>
       <w:r>
         <w:t xml:space="preserve"> </w:t>
@@ -369,7 +369,7 @@
         <w:t xml:space="preserve"> </w:t>
       </w:r>
       <w:r>
-        <w:t xml:space="preserve">The MVP is already live in production with 80 verified beta users at the University of Bedfordshire (42 daily-active). The safeguarding pipeline was designed by the lead applicant, a practising safeguarding professional — currently a Recovery Coordinator at Change Grow Live (safeguarding referrals, dynamic risk assessment, multi-agency working) with concurrent NHS mental-health experience at East London NHS Foundation Trust. I am in early, informal conversation about a possible pilot at the</w:t>
+        <w:t xml:space="preserve">The MVP is already live in production with 20 verified beta users at the University of Bedfordshire (10 daily-active). The safeguarding pipeline was designed by the lead applicant, a practising safeguarding professional — currently a Recovery Coordinator at Change Grow Live (safeguarding referrals, dynamic risk assessment, multi-agency working) with concurrent NHS mental-health experience at East London NHS Foundation Trust. I am in early, informal conversation about a possible pilot at the</w:t>
       </w:r>
       <w:r>
         <w:t xml:space="preserve"> </w:t>
@@ -395,7 +395,7 @@
           <w:b/>
           <w:bCs/>
         </w:rPr>
-        <w:t xml:space="preserve">September–November 2026 (M4–M6)</w:t>
+        <w:t xml:space="preserve">M4–M6</w:t>
       </w:r>
       <w:r>
         <w:t xml:space="preserve"> </w:t>
@@ -422,7 +422,7 @@
         <w:t xml:space="preserve"> </w:t>
       </w:r>
       <w:r>
-        <w:t xml:space="preserve">Three-year UK revenue forecast £0.6k → £16k → £48k, deliberately conservative and self-funded, growing from 2 unpaid founders to 3 people (c.2.5 FTE) by Year 3 in the base case — no external funding round is assumed to enable this growth. Job-creation target: 7 people (5 full-time hires, average salary £25,000/year, each sustained at least 12 months) once institutional revenue scales after pilot conversion, funded entirely from that revenue and meeting the Innovator Founder settlement job-creation criterion. University pricing is a simple</w:t>
+        <w:t xml:space="preserve">Three-year UK revenue forecast £0.6k → £16k → £48k, deliberately conservative and self-funded, growing from 2 unpaid founders to 3 people (c.2.5 FTE) by Year 3 in the base case — no external funding round is assumed to enable this growth. Job-creation target: 5 people (3 full-time hires, average salary £25,000/year, each sustained at least 12 months) once institutional revenue scales after pilot conversion, funded entirely from that revenue and meeting the Innovator Founder settlement job-creation criterion. University pricing is a simple</w:t>
       </w:r>
       <w:r>
         <w:t xml:space="preserve"> </w:t>
@@ -1119,7 +1119,7 @@
               <w:pStyle w:val="Compact"/>
             </w:pPr>
             <w:r>
-              <w:t xml:space="preserve">Job description (base-case hire) plus the plan’s five-hire job-creation target, Year 3</w:t>
+              <w:t xml:space="preserve">Job description (base-case hire) plus the plan’s three-hire job-creation target, Year 3</w:t>
             </w:r>
           </w:p>
         </w:tc>

--- a/visa_appendices/docx/UKES_Submission_Cover_Email.docx
+++ b/visa_appendices/docx/UKES_Submission_Cover_Email.docx
@@ -422,7 +422,7 @@
         <w:t xml:space="preserve"> </w:t>
       </w:r>
       <w:r>
-        <w:t xml:space="preserve">Three-year UK revenue forecast £0.6k → £16k → £48k, deliberately conservative and self-funded, growing from 2 unpaid founders to 3 people (c.2.5 FTE) by Year 3 in the base case — no external funding round is assumed to enable this growth. Job-creation target: 5 people (3 full-time hires, average salary £25,000/year, each sustained at least 12 months) once institutional revenue scales after pilot conversion, funded entirely from that revenue and meeting the Innovator Founder settlement job-creation criterion. University pricing is a simple</w:t>
+        <w:t xml:space="preserve">Three-year UK revenue forecast £0.15k → £16k → £48k, deliberately conservative and self-funded, growing from 2 unpaid founders to 3 people (c.2.5 FTE) by Year 3 in the base case — no external funding round is assumed to enable this growth. Job-creation target: 5 people (3 full-time hires, average salary £25,000/year, each sustained at least 12 months) once institutional revenue scales after pilot conversion, funded entirely from that revenue and meeting the Innovator Founder settlement job-creation criterion. University pricing is a simple</w:t>
       </w:r>
       <w:r>
         <w:t xml:space="preserve"> </w:t>
